--- a/tests/corpus_v2/docs/cx_agency_0016.docx
+++ b/tests/corpus_v2/docs/cx_agency_0016.docx
@@ -21,19 +21,25 @@
         <w:rPr>
           <w:b/>
         </w:rPr>
-        <w:t xml:space="preserve">№ 46/2023-С</w:t>
-      </w:r>
-    </w:p>
-    <w:p/>
-    <w:p>
-      <w:r>
-        <w:t xml:space="preserve">г. Красногорск</w:t>
+        <w:t xml:space="preserve">№ </w:t>
+      </w:r>
+      <w:r>
+        <w:rPr>
+          <w:b/>
+        </w:rPr>
+        <w:t xml:space="preserve">23Ф-23393/18-786Д</w:t>
+      </w:r>
+    </w:p>
+    <w:p/>
+    <w:p>
+      <w:r>
+        <w:t xml:space="preserve">г. Химки</w:t>
       </w:r>
       <w:r>
         <w:t xml:space="preserve">     </w:t>
       </w:r>
       <w:r>
-        <w:t xml:space="preserve">«09» января 2025 г.</w:t>
+        <w:t xml:space="preserve">01.09.2024</w:t>
       </w:r>
     </w:p>
     <w:p/>
@@ -72,10 +78,10 @@
         <w:t xml:space="preserve">Устава</w:t>
       </w:r>
       <w:r>
-        <w:t xml:space="preserve">, с другой стороны, совместно именуемые «Стороны», заключили настоящий </w:t>
-      </w:r>
-      <w:r>
-        <w:t xml:space="preserve">Договор № 43/2025-А</w:t>
+        <w:t xml:space="preserve">, с другой стороны, совместно именуемые «Стороны», заключили настоящий Договор № </w:t>
+      </w:r>
+      <w:r>
+        <w:t xml:space="preserve">4/16</w:t>
       </w:r>
       <w:r>
         <w:t xml:space="preserve"> (далее — Договор) о нижеследующем:</w:t>
@@ -114,7 +120,7 @@
         <w:t xml:space="preserve">Агентское вознаграждение: </w:t>
       </w:r>
       <w:r>
-        <w:t xml:space="preserve">7 (семь) процентов</w:t>
+        <w:t xml:space="preserve">0,5 процента годовых</w:t>
       </w:r>
       <w:r>
         <w:t xml:space="preserve">. Вознаграждение исчисляется от суммы заключённых сделок.</w:t>
@@ -142,7 +148,13 @@
         <w:t xml:space="preserve">2.1. Общая цена Договора: </w:t>
       </w:r>
       <w:r>
-        <w:t xml:space="preserve">100 000 ₽</w:t>
+        <w:t xml:space="preserve">771 000,80 (Семьсот семьдесят одна тысяча) ₽</w:t>
+      </w:r>
+      <w:r>
+        <w:t xml:space="preserve">, </w:t>
+      </w:r>
+      <w:r>
+        <w:t xml:space="preserve">Без НДС</w:t>
       </w:r>
       <w:r>
         <w:t xml:space="preserve">.</w:t>
@@ -153,7 +165,7 @@
         <w:t xml:space="preserve">2.2. Налог: </w:t>
       </w:r>
       <w:r>
-        <w:t xml:space="preserve">0,1 (одной десятой) % от цены Договора</w:t>
+        <w:t xml:space="preserve">1/300 ключевой ставки ЦБ РФ от цены Договора</w:t>
       </w:r>
       <w:r>
         <w:t xml:space="preserve">.</w:t>
@@ -164,7 +176,7 @@
         <w:t xml:space="preserve">2.3. Срок оплаты — </w:t>
       </w:r>
       <w:r>
-        <w:t xml:space="preserve">не более 36 месяцев с момента заключения кредитного договора</w:t>
+        <w:t xml:space="preserve">в течение семи рабочих дней с даты подписания Сторонами акта сдачи-приемки оказанных услуг</w:t>
       </w:r>
       <w:r>
         <w:t xml:space="preserve">.</w:t>
@@ -184,7 +196,7 @@
         <w:t xml:space="preserve">, артикул </w:t>
       </w:r>
       <w:r>
-        <w:t xml:space="preserve">RM-8192-72</w:t>
+        <w:t xml:space="preserve">RM-6374-66</w:t>
       </w:r>
       <w:r>
         <w:t xml:space="preserve">, код </w:t>
@@ -244,7 +256,7 @@
         <w:t xml:space="preserve">. Цена — </w:t>
       </w:r>
       <w:r>
-        <w:t xml:space="preserve">10 000 RUB</w:t>
+        <w:t xml:space="preserve">____ руб. (_____)_____ коп., включая НДС ___ руб. (_____)_____ коп.</w:t>
       </w:r>
       <w:r>
         <w:t xml:space="preserve">.</w:t>
@@ -264,7 +276,7 @@
         <w:t xml:space="preserve">3.1. Место исполнения обязательств: </w:t>
       </w:r>
       <w:r>
-        <w:t xml:space="preserve">170100, г. Тверь, ш. Ленина, д. 40, кв. 75</w:t>
+        <w:t xml:space="preserve">141300, г. Сергиев Посад, ул. Лесная, д. 36, кв. 33</w:t>
       </w:r>
       <w:r>
         <w:t xml:space="preserve">.</w:t>
@@ -281,7 +293,7 @@
         <w:t xml:space="preserve">, тел. </w:t>
       </w:r>
       <w:r>
-        <w:t xml:space="preserve">+7 (383) 648-72-13</w:t>
+        <w:t xml:space="preserve">+7 (495) 700-49-47</w:t>
       </w:r>
       <w:r>
         <w:t xml:space="preserve">.</w:t>
@@ -292,7 +304,7 @@
         <w:t xml:space="preserve">3.3. Срок исполнения обязательств — </w:t>
       </w:r>
       <w:r>
-        <w:t xml:space="preserve">в течение 5 банковских дней с даты подписания Сторонами акта сдачи-приемки оказанных услуг</w:t>
+        <w:t xml:space="preserve">в течение 60 (Шестидесяти) банковских дней с момента выставления счета</w:t>
       </w:r>
       <w:r>
         <w:t xml:space="preserve">.</w:t>
@@ -323,13 +335,19 @@
         <w:t xml:space="preserve">Размер неустойки за нарушение сроков оплаты: </w:t>
       </w:r>
       <w:r>
-        <w:t xml:space="preserve">0,2% за каждый день просрочки</w:t>
+        <w:t xml:space="preserve">1/150 ключевой ставки ЦБ РФ от стоимости неоплаченных работ</w:t>
       </w:r>
       <w:r>
         <w:t xml:space="preserve">. Предельный размер ответственности: </w:t>
       </w:r>
       <w:r>
-        <w:t xml:space="preserve">0,5% от стоимости</w:t>
+        <w:t xml:space="preserve">1/150 ключевой ставки ЦБ РФ от общей суммы счета</w:t>
+      </w:r>
+      <w:r>
+        <w:t xml:space="preserve">, но не более </w:t>
+      </w:r>
+      <w:r>
+        <w:t xml:space="preserve">20% от цены Договора</w:t>
       </w:r>
       <w:r>
         <w:t xml:space="preserve">.</w:t>
@@ -351,7 +369,7 @@
         <w:t xml:space="preserve">Сторона, для которой создалась невозможность исполнения, обязана уведомить другую Сторону. Срок уведомления — </w:t>
       </w:r>
       <w:r>
-        <w:t xml:space="preserve">в течение 10 рабочих дней с момента выставления счета</w:t>
+        <w:t xml:space="preserve">не позднее 24.08.2025</w:t>
       </w:r>
       <w:r>
         <w:t xml:space="preserve">.</w:t>
@@ -365,13 +383,79 @@
         <w:t xml:space="preserve">Все споры и разногласия решаются путём переговоров. Претензионный порядок обязателен, срок ответа на претензию — </w:t>
       </w:r>
       <w:r>
-        <w:t xml:space="preserve">в течение 10 рабочих дней с момента подписания акта</w:t>
-      </w:r>
-      <w:r>
-        <w:t xml:space="preserve">.</w:t>
-      </w:r>
-    </w:p>
-    <w:p/>
+        <w:t xml:space="preserve">в течение 3 (Трёх) месяцев с момента подписания акта</w:t>
+      </w:r>
+      <w:r>
+        <w:t xml:space="preserve">.</w:t>
+      </w:r>
+    </w:p>
+    <w:p/>
+    <w:p/>
+    <w:p/>
+    <w:p>
+      <w:r>
+        <w:rPr>
+          <w:b/>
+        </w:rPr>
+        <w:t xml:space="preserve">9. КОНТРОЛЬНЫЕ ВЕЛИЧИНЫ</w:t>
+      </w:r>
+    </w:p>
+    <w:p>
+      <w:r>
+        <w:t xml:space="preserve">9.1. Контрольная запись: </w:t>
+      </w:r>
+      <w:r>
+        <w:t xml:space="preserve">64/2024-Д</w:t>
+      </w:r>
+      <w:r>
+        <w:t xml:space="preserve">.</w:t>
+      </w:r>
+    </w:p>
+    <w:p>
+      <w:r>
+        <w:t xml:space="preserve">9.2. Контрольная запись: </w:t>
+      </w:r>
+      <w:r>
+        <w:rPr>
+          <w:b/>
+        </w:rPr>
+        <w:t xml:space="preserve">49 9</w:t>
+      </w:r>
+      <w:r>
+        <w:t xml:space="preserve">00 000 руб. 00 копеек</w:t>
+      </w:r>
+      <w:r>
+        <w:t xml:space="preserve">.</w:t>
+      </w:r>
+    </w:p>
+    <w:p>
+      <w:r>
+        <w:t xml:space="preserve">9.3. Контрольная запись: </w:t>
+      </w:r>
+      <w:r>
+        <w:rPr>
+          <w:b/>
+        </w:rPr>
+        <w:t xml:space="preserve">1/1</w:t>
+      </w:r>
+      <w:r>
+        <w:t xml:space="preserve">30 ключевой ставки ЦБ РФ от цены Договора</w:t>
+      </w:r>
+      <w:r>
+        <w:t xml:space="preserve">.</w:t>
+      </w:r>
+    </w:p>
+    <w:p>
+      <w:r>
+        <w:t xml:space="preserve">9.4. Контрольная запись: </w:t>
+      </w:r>
+      <w:r>
+        <w:t xml:space="preserve">в течение Ч5 (Сорока пяти) дней с момента подписания акта</w:t>
+      </w:r>
+      <w:r>
+        <w:t xml:space="preserve">.</w:t>
+      </w:r>
+    </w:p>
     <w:p/>
     <w:p/>
     <w:p>
@@ -388,7 +472,7 @@
       </w:r>
       <w:fldSimple w:instr=" DOCPROPERTY &quot;Value&quot; \* MERGEFORMAT ">
         <w:r>
-          <w:t xml:space="preserve">21% годовых</w:t>
+          <w:t xml:space="preserve">1/130 ключевой ставки ЦБ РФ от цены Договора</w:t>
         </w:r>
       </w:fldSimple>
       <w:r>
@@ -443,7 +527,7 @@
               <w:t xml:space="preserve">Юридический адрес: </w:t>
             </w:r>
             <w:r>
-              <w:t xml:space="preserve">394000, г. Воронеж, бул. Победы, д. 67, кв. 65</w:t>
+              <w:t xml:space="preserve">630099, г. Новосибирск, проезд Гагарина, д. 90, кв. 191</w:t>
             </w:r>
           </w:p>
           <w:p>
@@ -498,7 +582,7 @@
               <w:t xml:space="preserve">Тел.: </w:t>
             </w:r>
             <w:r>
-              <w:t xml:space="preserve">+7 (495) 598-20-86</w:t>
+              <w:t xml:space="preserve">+7 (843) 251-36-35</w:t>
             </w:r>
           </w:p>
           <w:p>
@@ -506,7 +590,7 @@
               <w:t xml:space="preserve">E-mail: </w:t>
             </w:r>
             <w:r>
-              <w:t xml:space="preserve">novikova@mail.ru</w:t>
+              <w:t xml:space="preserve">novikova@yandex.ru</w:t>
             </w:r>
           </w:p>
           <w:p/>
@@ -541,7 +625,7 @@
               <w:t xml:space="preserve">Юридический адрес: </w:t>
             </w:r>
             <w:r>
-              <w:t xml:space="preserve">394000, г. Воронеж, ш. Ленинградская, д. 24, кв. 191</w:t>
+              <w:t xml:space="preserve">141400, г. Химки, ш. Победы, д. 58, кв. 58</w:t>
             </w:r>
           </w:p>
           <w:p>
@@ -549,7 +633,7 @@
               <w:t xml:space="preserve">Почтовый адрес: </w:t>
             </w:r>
             <w:r>
-              <w:t xml:space="preserve">620014, г. Екатеринбург, ул. Садовая, д. 35, кв. 17</w:t>
+              <w:t xml:space="preserve">101000, г. Москва, ул. Лесная, д. 46, кв. 79</w:t>
             </w:r>
           </w:p>
           <w:p>
@@ -604,7 +688,7 @@
               <w:t xml:space="preserve">Тел.: </w:t>
             </w:r>
             <w:r>
-              <w:t xml:space="preserve">+7 (846) 712-84-40</w:t>
+              <w:t xml:space="preserve">+7 (495) 549-55-14</w:t>
             </w:r>
           </w:p>
           <w:p>

--- a/tests/corpus_v2/docs/cx_agency_0016.docx
+++ b/tests/corpus_v2/docs/cx_agency_0016.docx
@@ -405,7 +405,13 @@
         <w:t xml:space="preserve">9.1. Контрольная запись: </w:t>
       </w:r>
       <w:r>
-        <w:t xml:space="preserve">64/2024-Д</w:t>
+        <w:rPr>
+          <w:b/>
+        </w:rPr>
+        <w:t xml:space="preserve">64/20</w:t>
+      </w:r>
+      <w:r>
+        <w:t xml:space="preserve">24-Д</w:t>
       </w:r>
       <w:r>
         <w:t xml:space="preserve">.</w:t>

--- a/tests/corpus_v2/docs/cx_agency_0016.docx
+++ b/tests/corpus_v2/docs/cx_agency_0016.docx
@@ -27,19 +27,19 @@
         <w:rPr>
           <w:b/>
         </w:rPr>
-        <w:t xml:space="preserve">23Ф-23393/18-786Д</w:t>
-      </w:r>
-    </w:p>
-    <w:p/>
-    <w:p>
-      <w:r>
-        <w:t xml:space="preserve">г. Химки</w:t>
+        <w:t xml:space="preserve">23/2023-С</w:t>
+      </w:r>
+    </w:p>
+    <w:p/>
+    <w:p>
+      <w:r>
+        <w:t xml:space="preserve">г. Красногорск</w:t>
       </w:r>
       <w:r>
         <w:t xml:space="preserve">     </w:t>
       </w:r>
       <w:r>
-        <w:t xml:space="preserve">01.09.2024</w:t>
+        <w:t xml:space="preserve">09.01.2025</w:t>
       </w:r>
     </w:p>
     <w:p/>
@@ -81,7 +81,7 @@
         <w:t xml:space="preserve">, с другой стороны, совместно именуемые «Стороны», заключили настоящий Договор № </w:t>
       </w:r>
       <w:r>
-        <w:t xml:space="preserve">4/16</w:t>
+        <w:t xml:space="preserve">43Ф-86905/16-895Д</w:t>
       </w:r>
       <w:r>
         <w:t xml:space="preserve"> (далее — Договор) о нижеследующем:</w:t>
@@ -148,7 +148,7 @@
         <w:t xml:space="preserve">2.1. Общая цена Договора: </w:t>
       </w:r>
       <w:r>
-        <w:t xml:space="preserve">771 000,80 (Семьсот семьдесят одна тысяча) ₽</w:t>
+        <w:t xml:space="preserve">985 000,95 (Девятьсот восемьдесят пять тысяч) ₽</w:t>
       </w:r>
       <w:r>
         <w:t xml:space="preserve">, </w:t>
@@ -176,7 +176,7 @@
         <w:t xml:space="preserve">2.3. Срок оплаты — </w:t>
       </w:r>
       <w:r>
-        <w:t xml:space="preserve">в течение семи рабочих дней с даты подписания Сторонами акта сдачи-приемки оказанных услуг</w:t>
+        <w:t xml:space="preserve">в течение трех рабочих дней с даты подписания Сторонами акта сдачи-приемки оказанных услуг</w:t>
       </w:r>
       <w:r>
         <w:t xml:space="preserve">.</w:t>
@@ -196,7 +196,7 @@
         <w:t xml:space="preserve">, артикул </w:t>
       </w:r>
       <w:r>
-        <w:t xml:space="preserve">RM-6374-66</w:t>
+        <w:t xml:space="preserve">RM-3704-95</w:t>
       </w:r>
       <w:r>
         <w:t xml:space="preserve">, код </w:t>
@@ -276,7 +276,7 @@
         <w:t xml:space="preserve">3.1. Место исполнения обязательств: </w:t>
       </w:r>
       <w:r>
-        <w:t xml:space="preserve">141300, г. Сергиев Посад, ул. Лесная, д. 36, кв. 33</w:t>
+        <w:t xml:space="preserve">394000, г. Воронеж, проезд Профсоюзная, д. 42, кв. 113</w:t>
       </w:r>
       <w:r>
         <w:t xml:space="preserve">.</w:t>
@@ -293,7 +293,7 @@
         <w:t xml:space="preserve">, тел. </w:t>
       </w:r>
       <w:r>
-        <w:t xml:space="preserve">+7 (495) 700-49-47</w:t>
+        <w:t xml:space="preserve">+7 (843) 116-45-26</w:t>
       </w:r>
       <w:r>
         <w:t xml:space="preserve">.</w:t>
@@ -304,7 +304,7 @@
         <w:t xml:space="preserve">3.3. Срок исполнения обязательств — </w:t>
       </w:r>
       <w:r>
-        <w:t xml:space="preserve">в течение 60 (Шестидесяти) банковских дней с момента выставления счета</w:t>
+        <w:t xml:space="preserve">в течение 3 (Трёх) банковских дней с момента выставления счета</w:t>
       </w:r>
       <w:r>
         <w:t xml:space="preserve">.</w:t>
@@ -347,7 +347,7 @@
         <w:t xml:space="preserve">, но не более </w:t>
       </w:r>
       <w:r>
-        <w:t xml:space="preserve">20% от цены Договора</w:t>
+        <w:t xml:space="preserve">18% от цены Договора</w:t>
       </w:r>
       <w:r>
         <w:t xml:space="preserve">.</w:t>
@@ -369,7 +369,7 @@
         <w:t xml:space="preserve">Сторона, для которой создалась невозможность исполнения, обязана уведомить другую Сторону. Срок уведомления — </w:t>
       </w:r>
       <w:r>
-        <w:t xml:space="preserve">не позднее 24.08.2025</w:t>
+        <w:t xml:space="preserve">не позднее 10.05.2026</w:t>
       </w:r>
       <w:r>
         <w:t xml:space="preserve">.</w:t>
@@ -383,7 +383,7 @@
         <w:t xml:space="preserve">Все споры и разногласия решаются путём переговоров. Претензионный порядок обязателен, срок ответа на претензию — </w:t>
       </w:r>
       <w:r>
-        <w:t xml:space="preserve">в течение 3 (Трёх) месяцев с момента подписания акта</w:t>
+        <w:t xml:space="preserve">в течение 36 (Тридцати шести) месяцев с момента подписания акта</w:t>
       </w:r>
       <w:r>
         <w:t xml:space="preserve">.</w:t>
@@ -408,10 +408,10 @@
         <w:rPr>
           <w:b/>
         </w:rPr>
-        <w:t xml:space="preserve">64/20</w:t>
-      </w:r>
-      <w:r>
-        <w:t xml:space="preserve">24-Д</w:t>
+        <w:t xml:space="preserve">3/1</w:t>
+      </w:r>
+      <w:r>
+        <w:t xml:space="preserve">2</w:t>
       </w:r>
       <w:r>
         <w:t xml:space="preserve">.</w:t>
@@ -425,10 +425,10 @@
         <w:rPr>
           <w:b/>
         </w:rPr>
-        <w:t xml:space="preserve">49 9</w:t>
-      </w:r>
-      <w:r>
-        <w:t xml:space="preserve">00 000 руб. 00 копеек</w:t>
+        <w:t xml:space="preserve">36 8</w:t>
+      </w:r>
+      <w:r>
+        <w:t xml:space="preserve">00 000 руб. 50 копеек</w:t>
       </w:r>
       <w:r>
         <w:t xml:space="preserve">.</w:t>
@@ -456,7 +456,7 @@
         <w:t xml:space="preserve">9.4. Контрольная запись: </w:t>
       </w:r>
       <w:r>
-        <w:t xml:space="preserve">в течение Ч5 (Сорока пяти) дней с момента подписания акта</w:t>
+        <w:t xml:space="preserve">в тeчение 14 дней с момента поступления денежных средств на расчетный счет</w:t>
       </w:r>
       <w:r>
         <w:t xml:space="preserve">.</w:t>
@@ -533,7 +533,7 @@
               <w:t xml:space="preserve">Юридический адрес: </w:t>
             </w:r>
             <w:r>
-              <w:t xml:space="preserve">630099, г. Новосибирск, проезд Гагарина, д. 90, кв. 191</w:t>
+              <w:t xml:space="preserve">141300, г. Сергиев Посад, ул. Лесная, д. 46, кв. 79</w:t>
             </w:r>
           </w:p>
           <w:p>
@@ -588,7 +588,7 @@
               <w:t xml:space="preserve">Тел.: </w:t>
             </w:r>
             <w:r>
-              <w:t xml:space="preserve">+7 (843) 251-36-35</w:t>
+              <w:t xml:space="preserve">+7 (843) 464-14-65</w:t>
             </w:r>
           </w:p>
           <w:p>
@@ -596,7 +596,7 @@
               <w:t xml:space="preserve">E-mail: </w:t>
             </w:r>
             <w:r>
-              <w:t xml:space="preserve">novikova@yandex.ru</w:t>
+              <w:t xml:space="preserve">novikova@bk.ru</w:t>
             </w:r>
           </w:p>
           <w:p/>
@@ -631,15 +631,7 @@
               <w:t xml:space="preserve">Юридический адрес: </w:t>
             </w:r>
             <w:r>
-              <w:t xml:space="preserve">141400, г. Химки, ш. Победы, д. 58, кв. 58</w:t>
-            </w:r>
-          </w:p>
-          <w:p>
-            <w:r>
-              <w:t xml:space="preserve">Почтовый адрес: </w:t>
-            </w:r>
-            <w:r>
-              <w:t xml:space="preserve">101000, г. Москва, ул. Лесная, д. 46, кв. 79</w:t>
+              <w:t xml:space="preserve">394000, г. Воронеж, ш. Мира, д. 46, кв. 16</w:t>
             </w:r>
           </w:p>
           <w:p>
@@ -694,7 +686,7 @@
               <w:t xml:space="preserve">Тел.: </w:t>
             </w:r>
             <w:r>
-              <w:t xml:space="preserve">+7 (495) 549-55-14</w:t>
+              <w:t xml:space="preserve">+7 (812) 359-86-20</w:t>
             </w:r>
           </w:p>
           <w:p>
@@ -702,7 +694,7 @@
               <w:t xml:space="preserve">E-mail: </w:t>
             </w:r>
             <w:r>
-              <w:t xml:space="preserve">pavlov@inbox.ru</w:t>
+              <w:t xml:space="preserve">pavlov@gmail.com</w:t>
             </w:r>
           </w:p>
           <w:p/>

--- a/tests/corpus_v2/docs/cx_agency_0016.docx
+++ b/tests/corpus_v2/docs/cx_agency_0016.docx
@@ -253,6 +253,12 @@
         <w:t xml:space="preserve">МКАС при ТПП РФ</w:t>
       </w:r>
       <w:r>
+        <w:t xml:space="preserve">. Товар отгружается с сопроводительным документом паспорт качества № </w:t>
+      </w:r>
+      <w:r>
+        <w:t xml:space="preserve">91 19 912869</w:t>
+      </w:r>
+      <w:r>
         <w:t xml:space="preserve">. Цена — </w:t>
       </w:r>
       <w:r>
@@ -276,7 +282,7 @@
         <w:t xml:space="preserve">3.1. Место исполнения обязательств: </w:t>
       </w:r>
       <w:r>
-        <w:t xml:space="preserve">394000, г. Воронеж, проезд Профсоюзная, д. 42, кв. 113</w:t>
+        <w:t xml:space="preserve">630099, г. Новосибирск, бул. Космонавтов, д. 3, кв. 72</w:t>
       </w:r>
       <w:r>
         <w:t xml:space="preserve">.</w:t>
@@ -293,7 +299,7 @@
         <w:t xml:space="preserve">, тел. </w:t>
       </w:r>
       <w:r>
-        <w:t xml:space="preserve">+7 (843) 116-45-26</w:t>
+        <w:t xml:space="preserve">+7 (499) 126-85-49</w:t>
       </w:r>
       <w:r>
         <w:t xml:space="preserve">.</w:t>
@@ -304,7 +310,7 @@
         <w:t xml:space="preserve">3.3. Срок исполнения обязательств — </w:t>
       </w:r>
       <w:r>
-        <w:t xml:space="preserve">в течение 3 (Трёх) банковских дней с момента выставления счета</w:t>
+        <w:t xml:space="preserve">в течение 14 (Четырнадцати) банковских дней с момента выставления счета</w:t>
       </w:r>
       <w:r>
         <w:t xml:space="preserve">.</w:t>
@@ -369,7 +375,7 @@
         <w:t xml:space="preserve">Сторона, для которой создалась невозможность исполнения, обязана уведомить другую Сторону. Срок уведомления — </w:t>
       </w:r>
       <w:r>
-        <w:t xml:space="preserve">не позднее 10.05.2026</w:t>
+        <w:t xml:space="preserve">не позднее 18.12.2026</w:t>
       </w:r>
       <w:r>
         <w:t xml:space="preserve">.</w:t>

--- a/tests/corpus_v2/docs/cx_agency_0016.docx
+++ b/tests/corpus_v2/docs/cx_agency_0016.docx
@@ -259,6 +259,42 @@
         <w:t xml:space="preserve">91 19 912869</w:t>
       </w:r>
       <w:r>
+        <w:t xml:space="preserve">. К партии приложен паспорт изделия № </w:t>
+      </w:r>
+      <w:r>
+        <w:t xml:space="preserve">42 15 918246</w:t>
+      </w:r>
+      <w:r>
+        <w:t xml:space="preserve">. Оборудование поставляется с паспортом транспортного средства № </w:t>
+      </w:r>
+      <w:r>
+        <w:t xml:space="preserve">63 01 291840</w:t>
+      </w:r>
+      <w:r>
+        <w:t xml:space="preserve">. Приёмка производится согласно техническому паспорту </w:t>
+      </w:r>
+      <w:r>
+        <w:t xml:space="preserve">17 01 614703</w:t>
+      </w:r>
+      <w:r>
+        <w:t xml:space="preserve">. СНИЛС не указан, номер заказа </w:t>
+      </w:r>
+      <w:r>
+        <w:t xml:space="preserve">319-299-599 68</w:t>
+      </w:r>
+      <w:r>
+        <w:t xml:space="preserve">. Дата рождения не проставлена, документ выдан </w:t>
+      </w:r>
+      <w:r>
+        <w:t xml:space="preserve">23.12.2022</w:t>
+      </w:r>
+      <w:r>
+        <w:t xml:space="preserve">. Код подразделения, см. артикул </w:t>
+      </w:r>
+      <w:r>
+        <w:t xml:space="preserve">026-615</w:t>
+      </w:r>
+      <w:r>
         <w:t xml:space="preserve">. Цена — </w:t>
       </w:r>
       <w:r>
@@ -282,7 +318,7 @@
         <w:t xml:space="preserve">3.1. Место исполнения обязательств: </w:t>
       </w:r>
       <w:r>
-        <w:t xml:space="preserve">630099, г. Новосибирск, бул. Космонавтов, д. 3, кв. 72</w:t>
+        <w:t xml:space="preserve">170100, г. Тверь, бул. Баумана, д. 45, кв. 163</w:t>
       </w:r>
       <w:r>
         <w:t xml:space="preserve">.</w:t>
@@ -299,7 +335,7 @@
         <w:t xml:space="preserve">, тел. </w:t>
       </w:r>
       <w:r>
-        <w:t xml:space="preserve">+7 (499) 126-85-49</w:t>
+        <w:t xml:space="preserve">+7 (846) 719-98-44</w:t>
       </w:r>
       <w:r>
         <w:t xml:space="preserve">.</w:t>
@@ -310,7 +346,7 @@
         <w:t xml:space="preserve">3.3. Срок исполнения обязательств — </w:t>
       </w:r>
       <w:r>
-        <w:t xml:space="preserve">в течение 14 (Четырнадцати) банковских дней с момента выставления счета</w:t>
+        <w:t xml:space="preserve">в течение 45 (Сорока пяти) банковских дней с момента выставления счета</w:t>
       </w:r>
       <w:r>
         <w:t xml:space="preserve">.</w:t>
@@ -375,7 +411,7 @@
         <w:t xml:space="preserve">Сторона, для которой создалась невозможность исполнения, обязана уведомить другую Сторону. Срок уведомления — </w:t>
       </w:r>
       <w:r>
-        <w:t xml:space="preserve">не позднее 18.12.2026</w:t>
+        <w:t xml:space="preserve">не позднее 09.10.2025</w:t>
       </w:r>
       <w:r>
         <w:t xml:space="preserve">.</w:t>
@@ -389,7 +425,7 @@
         <w:t xml:space="preserve">Все споры и разногласия решаются путём переговоров. Претензионный порядок обязателен, срок ответа на претензию — </w:t>
       </w:r>
       <w:r>
-        <w:t xml:space="preserve">в течение 36 (Тридцати шести) месяцев с момента подписания акта</w:t>
+        <w:t xml:space="preserve">в течение 24 (Двадцати четырёх) месяцев с момента подписания акта</w:t>
       </w:r>
       <w:r>
         <w:t xml:space="preserve">.</w:t>
@@ -414,7 +450,7 @@
         <w:rPr>
           <w:b/>
         </w:rPr>
-        <w:t xml:space="preserve">3/1</w:t>
+        <w:t xml:space="preserve">2/1</w:t>
       </w:r>
       <w:r>
         <w:t xml:space="preserve">2</w:t>
@@ -431,10 +467,10 @@
         <w:rPr>
           <w:b/>
         </w:rPr>
-        <w:t xml:space="preserve">36 8</w:t>
-      </w:r>
-      <w:r>
-        <w:t xml:space="preserve">00 000 руб. 50 копеек</w:t>
+        <w:t xml:space="preserve">92 7</w:t>
+      </w:r>
+      <w:r>
+        <w:t xml:space="preserve">00 000 руб. 00 копеек</w:t>
       </w:r>
       <w:r>
         <w:t xml:space="preserve">.</w:t>
@@ -462,7 +498,7 @@
         <w:t xml:space="preserve">9.4. Контрольная запись: </w:t>
       </w:r>
       <w:r>
-        <w:t xml:space="preserve">в тeчение 14 дней с момента поступления денежных средств на расчетный счет</w:t>
+        <w:t xml:space="preserve">в течение 2О дней с момента поступления денежных средств на расчетный счет</w:t>
       </w:r>
       <w:r>
         <w:t xml:space="preserve">.</w:t>
@@ -539,7 +575,7 @@
               <w:t xml:space="preserve">Юридический адрес: </w:t>
             </w:r>
             <w:r>
-              <w:t xml:space="preserve">141300, г. Сергиев Посад, ул. Лесная, д. 46, кв. 79</w:t>
+              <w:t xml:space="preserve">141400, г. Химки, ул. Кутузовский, д. 79, кв. 62</w:t>
             </w:r>
           </w:p>
           <w:p>
@@ -594,7 +630,7 @@
               <w:t xml:space="preserve">Тел.: </w:t>
             </w:r>
             <w:r>
-              <w:t xml:space="preserve">+7 (843) 464-14-65</w:t>
+              <w:t xml:space="preserve">+7 (812) 971-69-94</w:t>
             </w:r>
           </w:p>
           <w:p>
@@ -602,7 +638,7 @@
               <w:t xml:space="preserve">E-mail: </w:t>
             </w:r>
             <w:r>
-              <w:t xml:space="preserve">novikova@bk.ru</w:t>
+              <w:t xml:space="preserve">novikova@sibtrans.ru</w:t>
             </w:r>
           </w:p>
           <w:p/>
@@ -637,7 +673,7 @@
               <w:t xml:space="preserve">Юридический адрес: </w:t>
             </w:r>
             <w:r>
-              <w:t xml:space="preserve">394000, г. Воронеж, ш. Мира, д. 46, кв. 16</w:t>
+              <w:t xml:space="preserve">101000, г. Москва, ш. Садовая, д. 82, кв. 19</w:t>
             </w:r>
           </w:p>
           <w:p>
@@ -692,7 +728,7 @@
               <w:t xml:space="preserve">Тел.: </w:t>
             </w:r>
             <w:r>
-              <w:t xml:space="preserve">+7 (812) 359-86-20</w:t>
+              <w:t xml:space="preserve">+7 (499) 122-10-67</w:t>
             </w:r>
           </w:p>
           <w:p>
@@ -700,7 +736,7 @@
               <w:t xml:space="preserve">E-mail: </w:t>
             </w:r>
             <w:r>
-              <w:t xml:space="preserve">pavlov@gmail.com</w:t>
+              <w:t xml:space="preserve">pavlov@sibtrans.ru</w:t>
             </w:r>
           </w:p>
           <w:p/>

--- a/tests/corpus_v2/docs/cx_agency_0016.docx
+++ b/tests/corpus_v2/docs/cx_agency_0016.docx
@@ -304,238 +304,120 @@
         <w:t xml:space="preserve">.</w:t>
       </w:r>
     </w:p>
-    <w:p/>
-    <w:p>
-      <w:r>
-        <w:rPr>
-          <w:b/>
-        </w:rPr>
-        <w:t xml:space="preserve">3. МЕСТО И СРОКИ ИСПОЛНЕНИЯ</w:t>
-      </w:r>
-    </w:p>
-    <w:p>
-      <w:r>
-        <w:t xml:space="preserve">3.1. Место исполнения обязательств: </w:t>
-      </w:r>
-      <w:r>
-        <w:t xml:space="preserve">170100, г. Тверь, бул. Баумана, д. 45, кв. 163</w:t>
-      </w:r>
-      <w:r>
-        <w:t xml:space="preserve">.</w:t>
-      </w:r>
-    </w:p>
-    <w:p>
-      <w:r>
-        <w:t xml:space="preserve">3.2. Контактное лицо со стороны Принципал — </w:t>
-      </w:r>
-      <w:r>
-        <w:t xml:space="preserve">Павлова Андрея Ивановича</w:t>
-      </w:r>
-      <w:r>
-        <w:t xml:space="preserve">, тел. </w:t>
-      </w:r>
-      <w:r>
-        <w:t xml:space="preserve">+7 (846) 719-98-44</w:t>
-      </w:r>
-      <w:r>
-        <w:t xml:space="preserve">.</w:t>
-      </w:r>
-    </w:p>
-    <w:p>
-      <w:r>
-        <w:t xml:space="preserve">3.3. Срок исполнения обязательств — </w:t>
-      </w:r>
-      <w:r>
-        <w:t xml:space="preserve">в течение 45 (Сорока пяти) банковских дней с момента выставления счета</w:t>
-      </w:r>
-      <w:r>
-        <w:t xml:space="preserve">.</w:t>
-      </w:r>
-    </w:p>
-    <w:p/>
-    <w:p>
-      <w:r>
-        <w:rPr>
-          <w:b/>
-        </w:rPr>
-        <w:t xml:space="preserve">4. ПРОЧИЕ УСЛОВИЯ</w:t>
-      </w:r>
-    </w:p>
-    <w:p>
-      <w:r>
-        <w:t xml:space="preserve">4.1. </w:t>
-      </w:r>
-      <w:r>
-        <w:t xml:space="preserve">Стороны несут ответственность за неисполнение или ненадлежащее исполнение обязательств в соответствии с законодательством Российской Федерации.</w:t>
-      </w:r>
-    </w:p>
-    <w:p>
-      <w:r>
-        <w:t xml:space="preserve">4.2. </w:t>
-      </w:r>
-      <w:r>
-        <w:t xml:space="preserve">Размер неустойки за нарушение сроков оплаты: </w:t>
-      </w:r>
-      <w:r>
-        <w:t xml:space="preserve">1/150 ключевой ставки ЦБ РФ от стоимости неоплаченных работ</w:t>
-      </w:r>
-      <w:r>
-        <w:t xml:space="preserve">. Предельный размер ответственности: </w:t>
-      </w:r>
-      <w:r>
-        <w:t xml:space="preserve">1/150 ключевой ставки ЦБ РФ от общей суммы счета</w:t>
-      </w:r>
-      <w:r>
-        <w:t xml:space="preserve">, но не более </w:t>
-      </w:r>
-      <w:r>
-        <w:t xml:space="preserve">18% от цены Договора</w:t>
-      </w:r>
-      <w:r>
-        <w:t xml:space="preserve">.</w:t>
-      </w:r>
-    </w:p>
-    <w:p>
-      <w:r>
-        <w:t xml:space="preserve">4.3. </w:t>
-      </w:r>
-      <w:r>
-        <w:t xml:space="preserve">Стороны освобождаются от ответственности при наступлении обстоятельств непреодолимой силы, если они прямо повлияли на исполнение обязательств.</w:t>
-      </w:r>
-    </w:p>
-    <w:p>
-      <w:r>
-        <w:t xml:space="preserve">4.4. </w:t>
-      </w:r>
-      <w:r>
-        <w:t xml:space="preserve">Сторона, для которой создалась невозможность исполнения, обязана уведомить другую Сторону. Срок уведомления — </w:t>
-      </w:r>
-      <w:r>
-        <w:t xml:space="preserve">не позднее 09.10.2025</w:t>
-      </w:r>
-      <w:r>
-        <w:t xml:space="preserve">.</w:t>
-      </w:r>
-    </w:p>
-    <w:p>
-      <w:r>
-        <w:t xml:space="preserve">4.5. </w:t>
-      </w:r>
-      <w:r>
-        <w:t xml:space="preserve">Все споры и разногласия решаются путём переговоров. Претензионный порядок обязателен, срок ответа на претензию — </w:t>
-      </w:r>
-      <w:r>
-        <w:t xml:space="preserve">в течение 24 (Двадцати четырёх) месяцев с момента подписания акта</w:t>
-      </w:r>
-      <w:r>
-        <w:t xml:space="preserve">.</w:t>
-      </w:r>
-    </w:p>
-    <w:p/>
-    <w:p/>
-    <w:p/>
-    <w:p>
-      <w:r>
-        <w:rPr>
-          <w:b/>
-        </w:rPr>
-        <w:t xml:space="preserve">9. КОНТРОЛЬНЫЕ ВЕЛИЧИНЫ</w:t>
-      </w:r>
-    </w:p>
-    <w:p>
-      <w:r>
-        <w:t xml:space="preserve">9.1. Контрольная запись: </w:t>
-      </w:r>
-      <w:r>
-        <w:rPr>
-          <w:b/>
-        </w:rPr>
-        <w:t xml:space="preserve">2/1</w:t>
-      </w:r>
-      <w:r>
-        <w:t xml:space="preserve">2</w:t>
-      </w:r>
-      <w:r>
-        <w:t xml:space="preserve">.</w:t>
-      </w:r>
-    </w:p>
-    <w:p>
-      <w:r>
-        <w:t xml:space="preserve">9.2. Контрольная запись: </w:t>
-      </w:r>
-      <w:r>
-        <w:rPr>
-          <w:b/>
-        </w:rPr>
-        <w:t xml:space="preserve">92 7</w:t>
-      </w:r>
-      <w:r>
-        <w:t xml:space="preserve">00 000 руб. 00 копеек</w:t>
-      </w:r>
-      <w:r>
-        <w:t xml:space="preserve">.</w:t>
-      </w:r>
-    </w:p>
-    <w:p>
-      <w:r>
-        <w:t xml:space="preserve">9.3. Контрольная запись: </w:t>
-      </w:r>
-      <w:r>
-        <w:rPr>
-          <w:b/>
-        </w:rPr>
-        <w:t xml:space="preserve">1/1</w:t>
-      </w:r>
-      <w:r>
-        <w:t xml:space="preserve">30 ключевой ставки ЦБ РФ от цены Договора</w:t>
-      </w:r>
-      <w:r>
-        <w:t xml:space="preserve">.</w:t>
-      </w:r>
-    </w:p>
-    <w:p>
-      <w:r>
-        <w:t xml:space="preserve">9.4. Контрольная запись: </w:t>
-      </w:r>
-      <w:r>
-        <w:t xml:space="preserve">в течение 2О дней с момента поступления денежных средств на расчетный счет</w:t>
-      </w:r>
-      <w:r>
-        <w:t xml:space="preserve">.</w:t>
-      </w:r>
-    </w:p>
-    <w:p/>
-    <w:p/>
-    <w:p>
-      <w:r>
-        <w:rPr>
-          <w:b/>
-        </w:rPr>
-        <w:t xml:space="preserve">11. УСЛОВИЯ, ОФОРМЛЕННЫЕ СРЕДСТВАМИ РЕДАКТОРА</w:t>
-      </w:r>
-    </w:p>
-    <w:p>
-      <w:r>
-        <w:t xml:space="preserve">11.1. Ставка (поле Word): </w:t>
-      </w:r>
-      <w:fldSimple w:instr=" DOCPROPERTY &quot;Value&quot; \* MERGEFORMAT ">
-        <w:r>
-          <w:t xml:space="preserve">1/130 ключевой ставки ЦБ РФ от цены Договора</w:t>
-        </w:r>
-      </w:fldSimple>
-      <w:r>
-        <w:t xml:space="preserve">.</w:t>
-      </w:r>
-    </w:p>
-    <w:p>
-      <w:r>
-        <w:rPr>
-          <w:b/>
-        </w:rPr>
-        <w:t xml:space="preserve">РЕКВИЗИТЫ И ПОДПИСИ СТОРОН</w:t>
-      </w:r>
-    </w:p>
-    <w:p/>
+    <w:p>
+      <w:r>
+        <w:t xml:space="preserve">2.5. </w:t>
+      </w:r>
+      <w:r>
+        <w:t xml:space="preserve">Товар маркирован штрихкодом </w:t>
+      </w:r>
+      <w:r>
+        <w:t xml:space="preserve">4609233864528</w:t>
+      </w:r>
+      <w:r>
+        <w:t xml:space="preserve">. Код контрагента по ОКПО — </w:t>
+      </w:r>
+      <w:r>
+        <w:t xml:space="preserve">6425311722</w:t>
+      </w:r>
+      <w:r>
+        <w:t xml:space="preserve">. Оборудование учтено под инвентарным номером </w:t>
+      </w:r>
+      <w:r>
+        <w:t xml:space="preserve">044492913</w:t>
+      </w:r>
+      <w:r>
+        <w:t xml:space="preserve">, складской позиции присвоен номер </w:t>
+      </w:r>
+      <w:r>
+        <w:t xml:space="preserve">513339336</w:t>
+      </w:r>
+      <w:r>
+        <w:t xml:space="preserve">.</w:t>
+      </w:r>
+    </w:p>
+    <w:p>
+      <w:r>
+        <w:t xml:space="preserve">2.6. </w:t>
+      </w:r>
+      <w:r>
+        <w:t xml:space="preserve">Оплата по счёту-фактуре на КБК </w:t>
+      </w:r>
+      <w:r>
+        <w:t xml:space="preserve">18210101011011000176</w:t>
+      </w:r>
+      <w:r>
+        <w:t xml:space="preserve">. ИНН не присвоен, регистрационный № </w:t>
+      </w:r>
+      <w:r>
+        <w:t xml:space="preserve">9676032760</w:t>
+      </w:r>
+      <w:r>
+        <w:t xml:space="preserve">. ИНН не присвоен, платёжный документ № </w:t>
+      </w:r>
+      <w:r>
+        <w:t xml:space="preserve">532678657411</w:t>
+      </w:r>
+      <w:r>
+        <w:t xml:space="preserve">. Заказчик действует в лице </w:t>
+      </w:r>
+      <w:r>
+        <w:t xml:space="preserve">уполномоченного представителя</w:t>
+      </w:r>
+      <w:r>
+        <w:t xml:space="preserve">, назначаемого приказом.</w:t>
+      </w:r>
+    </w:p>
+    <w:p>
+      <w:r>
+        <w:t xml:space="preserve">2.7. </w:t>
+      </w:r>
+      <w:r>
+        <w:t xml:space="preserve">Массовая доля влаги в товаре — </w:t>
+      </w:r>
+      <w:r>
+        <w:t xml:space="preserve">не более 9 %</w:t>
+      </w:r>
+      <w:r>
+        <w:t xml:space="preserve">. Товар подлежит хранению </w:t>
+      </w:r>
+      <w:r>
+        <w:t xml:space="preserve">в течение 48 часов</w:t>
+      </w:r>
+      <w:r>
+        <w:t xml:space="preserve"> при температуре не выше +4 °C. Срок исковой давности по требованиям, вытекающим из Договора, составляет </w:t>
+      </w:r>
+      <w:r>
+        <w:t xml:space="preserve">в течение трёх лет</w:t>
+      </w:r>
+      <w:r>
+        <w:t xml:space="preserve">, как установлено статьёй 196 Гражданского кодекса Российской Федерации. Обработка данных ведётся согласно Федеральному закону от 27.07.2006 № 152-ФЗ </w:t>
+      </w:r>
+      <w:r>
+        <w:t xml:space="preserve">«О персональных данных»</w:t>
+      </w:r>
+      <w:r>
+        <w:t xml:space="preserve">. Товар поставляется под маркой </w:t>
+      </w:r>
+      <w:r>
+        <w:t xml:space="preserve">«Стандарт»</w:t>
+      </w:r>
+      <w:r>
+        <w:t xml:space="preserve">. Влажность определяется </w:t>
+      </w:r>
+      <w:r>
+        <w:t xml:space="preserve">по методу Кьельдаля</w:t>
+      </w:r>
+      <w:r>
+        <w:t xml:space="preserve">. Споры передаются на рассмотрение в Арбитражный суд </w:t>
+      </w:r>
+      <w:r>
+        <w:t xml:space="preserve">города Москвы</w:t>
+      </w:r>
+      <w:r>
+        <w:t xml:space="preserve">.</w:t>
+      </w:r>
+    </w:p>
     <w:tbl>
       <w:tblPr>
         <w:tblW w:w="9360" w:type="dxa"/>
@@ -559,95 +441,7 @@
           </w:tcPr>
           <w:p>
             <w:r>
-              <w:rPr>
-                <w:b/>
-              </w:rPr>
-              <w:t xml:space="preserve">Агент:</w:t>
-            </w:r>
-          </w:p>
-          <w:p>
-            <w:r>
-              <w:t xml:space="preserve">ООО «Восход»</w:t>
-            </w:r>
-          </w:p>
-          <w:p>
-            <w:r>
-              <w:t xml:space="preserve">Юридический адрес: </w:t>
-            </w:r>
-            <w:r>
-              <w:t xml:space="preserve">141400, г. Химки, ул. Кутузовский, д. 79, кв. 62</w:t>
-            </w:r>
-          </w:p>
-          <w:p>
-            <w:r>
-              <w:t xml:space="preserve">ИНН </w:t>
-            </w:r>
-            <w:r>
-              <w:t xml:space="preserve">4790916768</w:t>
-            </w:r>
-            <w:r>
-              <w:t xml:space="preserve"> КПП </w:t>
-            </w:r>
-            <w:r>
-              <w:t xml:space="preserve">919343644</w:t>
-            </w:r>
-          </w:p>
-          <w:p>
-            <w:r>
-              <w:t xml:space="preserve">ОГРН </w:t>
-            </w:r>
-            <w:r>
-              <w:t xml:space="preserve">1334039691149</w:t>
-            </w:r>
-          </w:p>
-          <w:p>
-            <w:r>
-              <w:t xml:space="preserve">р/с </w:t>
-            </w:r>
-            <w:r>
-              <w:t xml:space="preserve">40702810264978945936</w:t>
-            </w:r>
-            <w:r>
-              <w:t xml:space="preserve"> в ПАО «Банк «Санкт-Петербург»</w:t>
-            </w:r>
-          </w:p>
-          <w:p>
-            <w:r>
-              <w:t xml:space="preserve">к/с </w:t>
-            </w:r>
-            <w:r>
-              <w:t xml:space="preserve">30101810900000000790</w:t>
-            </w:r>
-            <w:r>
-              <w:t xml:space="preserve"> БИК </w:t>
-            </w:r>
-            <w:r>
-              <w:t xml:space="preserve">044030790</w:t>
-            </w:r>
-          </w:p>
-          <w:p>
-            <w:r>
-              <w:t xml:space="preserve">Тел.: </w:t>
-            </w:r>
-            <w:r>
-              <w:t xml:space="preserve">+7 (812) 971-69-94</w:t>
-            </w:r>
-          </w:p>
-          <w:p>
-            <w:r>
-              <w:t xml:space="preserve">E-mail: </w:t>
-            </w:r>
-            <w:r>
-              <w:t xml:space="preserve">novikova@sibtrans.ru</w:t>
-            </w:r>
-          </w:p>
-          <w:p/>
-          <w:p>
-            <w:r>
-              <w:t xml:space="preserve">Генеральный директор ______________ </w:t>
-            </w:r>
-            <w:r>
-              <w:t xml:space="preserve">Н. О. Новикова</w:t>
+              <w:t xml:space="preserve">8</w:t>
             </w:r>
           </w:p>
         </w:tc>
@@ -657,6 +451,373 @@
           </w:tcPr>
           <w:p>
             <w:r>
+              <w:t xml:space="preserve">8970160678</w:t>
+            </w:r>
+          </w:p>
+        </w:tc>
+      </w:tr>
+    </w:tbl>
+    <w:p/>
+    <w:p>
+      <w:r>
+        <w:rPr>
+          <w:b/>
+        </w:rPr>
+        <w:t xml:space="preserve">3. МЕСТО И СРОКИ ИСПОЛНЕНИЯ</w:t>
+      </w:r>
+    </w:p>
+    <w:p>
+      <w:r>
+        <w:t xml:space="preserve">3.1. Место исполнения обязательств: </w:t>
+      </w:r>
+      <w:r>
+        <w:t xml:space="preserve">170100, г. Тверь, просп. Тверская, д. 48, кв. 106</w:t>
+      </w:r>
+      <w:r>
+        <w:t xml:space="preserve">.</w:t>
+      </w:r>
+    </w:p>
+    <w:p>
+      <w:r>
+        <w:t xml:space="preserve">3.2. Контактное лицо со стороны Принципал — </w:t>
+      </w:r>
+      <w:r>
+        <w:t xml:space="preserve">Павлова Андрея Ивановича</w:t>
+      </w:r>
+      <w:r>
+        <w:t xml:space="preserve">, тел. </w:t>
+      </w:r>
+      <w:r>
+        <w:t xml:space="preserve">+7 (846) 434-18-44</w:t>
+      </w:r>
+      <w:r>
+        <w:t xml:space="preserve">.</w:t>
+      </w:r>
+    </w:p>
+    <w:p>
+      <w:r>
+        <w:t xml:space="preserve">3.3. Срок исполнения обязательств — </w:t>
+      </w:r>
+      <w:r>
+        <w:t xml:space="preserve">в течение 5 (Пяти) банковских дней с момента выставления счета</w:t>
+      </w:r>
+      <w:r>
+        <w:t xml:space="preserve">.</w:t>
+      </w:r>
+    </w:p>
+    <w:p/>
+    <w:p>
+      <w:r>
+        <w:rPr>
+          <w:b/>
+        </w:rPr>
+        <w:t xml:space="preserve">4. ПРОЧИЕ УСЛОВИЯ</w:t>
+      </w:r>
+    </w:p>
+    <w:p>
+      <w:r>
+        <w:t xml:space="preserve">4.1. </w:t>
+      </w:r>
+      <w:r>
+        <w:t xml:space="preserve">Стороны несут ответственность за неисполнение или ненадлежащее исполнение обязательств в соответствии с законодательством Российской Федерации.</w:t>
+      </w:r>
+    </w:p>
+    <w:p>
+      <w:r>
+        <w:t xml:space="preserve">4.2. </w:t>
+      </w:r>
+      <w:r>
+        <w:t xml:space="preserve">Размер неустойки за нарушение сроков оплаты: </w:t>
+      </w:r>
+      <w:r>
+        <w:t xml:space="preserve">1/150 ключевой ставки ЦБ РФ от стоимости неоплаченных работ</w:t>
+      </w:r>
+      <w:r>
+        <w:t xml:space="preserve">. Предельный размер ответственности: </w:t>
+      </w:r>
+      <w:r>
+        <w:t xml:space="preserve">1/150 ключевой ставки ЦБ РФ от общей суммы счета</w:t>
+      </w:r>
+      <w:r>
+        <w:t xml:space="preserve">, но не более </w:t>
+      </w:r>
+      <w:r>
+        <w:t xml:space="preserve">20% от цены Договора</w:t>
+      </w:r>
+      <w:r>
+        <w:t xml:space="preserve">.</w:t>
+      </w:r>
+    </w:p>
+    <w:p>
+      <w:r>
+        <w:t xml:space="preserve">4.3. </w:t>
+      </w:r>
+      <w:r>
+        <w:t xml:space="preserve">Стороны освобождаются от ответственности при наступлении обстоятельств непреодолимой силы, если они прямо повлияли на исполнение обязательств.</w:t>
+      </w:r>
+    </w:p>
+    <w:p>
+      <w:r>
+        <w:t xml:space="preserve">4.4. </w:t>
+      </w:r>
+      <w:r>
+        <w:t xml:space="preserve">Сторона, для которой создалась невозможность исполнения, обязана уведомить другую Сторону. Срок уведомления — </w:t>
+      </w:r>
+      <w:r>
+        <w:t xml:space="preserve">не позднее 20.10.2025</w:t>
+      </w:r>
+      <w:r>
+        <w:t xml:space="preserve">.</w:t>
+      </w:r>
+    </w:p>
+    <w:p>
+      <w:r>
+        <w:t xml:space="preserve">4.5. </w:t>
+      </w:r>
+      <w:r>
+        <w:t xml:space="preserve">Все споры и разногласия решаются путём переговоров. Претензионный порядок обязателен, срок ответа на претензию — </w:t>
+      </w:r>
+      <w:r>
+        <w:t xml:space="preserve">в течение 36 (Тридцати шести) месяцев с момента подписания акта</w:t>
+      </w:r>
+      <w:r>
+        <w:t xml:space="preserve">.</w:t>
+      </w:r>
+    </w:p>
+    <w:p/>
+    <w:p/>
+    <w:p/>
+    <w:p>
+      <w:r>
+        <w:rPr>
+          <w:b/>
+        </w:rPr>
+        <w:t xml:space="preserve">9. КОНТРОЛЬНЫЕ ВЕЛИЧИНЫ</w:t>
+      </w:r>
+    </w:p>
+    <w:p>
+      <w:r>
+        <w:t xml:space="preserve">9.1. Контрольная запись: </w:t>
+      </w:r>
+      <w:r>
+        <w:rPr>
+          <w:b/>
+        </w:rPr>
+        <w:t xml:space="preserve">4/1</w:t>
+      </w:r>
+      <w:r>
+        <w:t xml:space="preserve">6</w:t>
+      </w:r>
+      <w:r>
+        <w:t xml:space="preserve">.</w:t>
+      </w:r>
+    </w:p>
+    <w:p>
+      <w:r>
+        <w:t xml:space="preserve">9.2. Контрольная запись: </w:t>
+      </w:r>
+      <w:r>
+        <w:rPr>
+          <w:b/>
+        </w:rPr>
+        <w:t xml:space="preserve">68 3</w:t>
+      </w:r>
+      <w:r>
+        <w:t xml:space="preserve">00 000 руб. 00 копеек</w:t>
+      </w:r>
+      <w:r>
+        <w:t xml:space="preserve">.</w:t>
+      </w:r>
+    </w:p>
+    <w:p>
+      <w:r>
+        <w:t xml:space="preserve">9.3. Контрольная запись: </w:t>
+      </w:r>
+      <w:r>
+        <w:rPr>
+          <w:b/>
+        </w:rPr>
+        <w:t xml:space="preserve">1/1</w:t>
+      </w:r>
+      <w:r>
+        <w:t xml:space="preserve">30 ключевой ставки ЦБ РФ от цены Договора</w:t>
+      </w:r>
+      <w:r>
+        <w:t xml:space="preserve">.</w:t>
+      </w:r>
+    </w:p>
+    <w:p>
+      <w:r>
+        <w:t xml:space="preserve">9.4. Контрольная запись: </w:t>
+      </w:r>
+      <w:r>
+        <w:t xml:space="preserve">в течение ІЧ дней с момента поступления денежных средств на расчетный счет</w:t>
+      </w:r>
+      <w:r>
+        <w:t xml:space="preserve">.</w:t>
+      </w:r>
+    </w:p>
+    <w:p/>
+    <w:p/>
+    <w:p>
+      <w:r>
+        <w:rPr>
+          <w:b/>
+        </w:rPr>
+        <w:t xml:space="preserve">11. УСЛОВИЯ, ОФОРМЛЕННЫЕ СРЕДСТВАМИ РЕДАКТОРА</w:t>
+      </w:r>
+    </w:p>
+    <w:p>
+      <w:r>
+        <w:t xml:space="preserve">11.1. Ставка (поле Word): </w:t>
+      </w:r>
+      <w:fldSimple w:instr=" DOCPROPERTY &quot;Value&quot; \* MERGEFORMAT ">
+        <w:r>
+          <w:t xml:space="preserve">1/130 ключевой ставки ЦБ РФ от цены Договора</w:t>
+        </w:r>
+      </w:fldSimple>
+      <w:r>
+        <w:t xml:space="preserve">.</w:t>
+      </w:r>
+    </w:p>
+    <w:p>
+      <w:r>
+        <w:rPr>
+          <w:b/>
+        </w:rPr>
+        <w:t xml:space="preserve">РЕКВИЗИТЫ И ПОДПИСИ СТОРОН</w:t>
+      </w:r>
+    </w:p>
+    <w:p/>
+    <w:tbl>
+      <w:tblPr>
+        <w:tblW w:w="9360" w:type="dxa"/>
+        <w:tblBorders>
+          <w:top w:val="single" w:sz="4" w:color="auto"/>
+          <w:left w:val="single" w:sz="4" w:color="auto"/>
+          <w:bottom w:val="single" w:sz="4" w:color="auto"/>
+          <w:right w:val="single" w:sz="4" w:color="auto"/>
+          <w:insideH w:val="single" w:sz="4" w:color="auto"/>
+          <w:insideV w:val="single" w:sz="4" w:color="auto"/>
+        </w:tblBorders>
+      </w:tblPr>
+      <w:tblGrid>
+        <w:gridCol w:w="4680"/>
+        <w:gridCol w:w="4680"/>
+      </w:tblGrid>
+      <w:tr>
+        <w:tc>
+          <w:tcPr>
+            <w:tcW w:w="4680" w:type="dxa"/>
+          </w:tcPr>
+          <w:p>
+            <w:r>
+              <w:rPr>
+                <w:b/>
+              </w:rPr>
+              <w:t xml:space="preserve">Агент:</w:t>
+            </w:r>
+          </w:p>
+          <w:p>
+            <w:r>
+              <w:t xml:space="preserve">ООО «Восход»</w:t>
+            </w:r>
+          </w:p>
+          <w:p>
+            <w:r>
+              <w:t xml:space="preserve">Юридический адрес: </w:t>
+            </w:r>
+            <w:r>
+              <w:t xml:space="preserve">101000, г. Москва, бул. Космонавтов, д. 90, кв. 155</w:t>
+            </w:r>
+          </w:p>
+          <w:p>
+            <w:r>
+              <w:t xml:space="preserve">Почтовый адрес: </w:t>
+            </w:r>
+            <w:r>
+              <w:t xml:space="preserve">630099, г. Новосибирск, просп. Садовая, д. 11, кв. 68</w:t>
+            </w:r>
+          </w:p>
+          <w:p>
+            <w:r>
+              <w:t xml:space="preserve">ИНН </w:t>
+            </w:r>
+            <w:r>
+              <w:t xml:space="preserve">4790916768</w:t>
+            </w:r>
+            <w:r>
+              <w:t xml:space="preserve"> КПП </w:t>
+            </w:r>
+            <w:r>
+              <w:t xml:space="preserve">919343644</w:t>
+            </w:r>
+          </w:p>
+          <w:p>
+            <w:r>
+              <w:t xml:space="preserve">ОГРН </w:t>
+            </w:r>
+            <w:r>
+              <w:t xml:space="preserve">1334039691149</w:t>
+            </w:r>
+          </w:p>
+          <w:p>
+            <w:r>
+              <w:t xml:space="preserve">р/с </w:t>
+            </w:r>
+            <w:r>
+              <w:t xml:space="preserve">40702810264978945936</w:t>
+            </w:r>
+            <w:r>
+              <w:t xml:space="preserve"> в ПАО «Банк «Санкт-Петербург»</w:t>
+            </w:r>
+          </w:p>
+          <w:p>
+            <w:r>
+              <w:t xml:space="preserve">к/с </w:t>
+            </w:r>
+            <w:r>
+              <w:t xml:space="preserve">30101810900000000790</w:t>
+            </w:r>
+            <w:r>
+              <w:t xml:space="preserve"> БИК </w:t>
+            </w:r>
+            <w:r>
+              <w:t xml:space="preserve">044030790</w:t>
+            </w:r>
+          </w:p>
+          <w:p>
+            <w:r>
+              <w:t xml:space="preserve">Тел.: </w:t>
+            </w:r>
+            <w:r>
+              <w:t xml:space="preserve">+7 (499) 446-93-96</w:t>
+            </w:r>
+          </w:p>
+          <w:p>
+            <w:r>
+              <w:t xml:space="preserve">E-mail: </w:t>
+            </w:r>
+            <w:r>
+              <w:t xml:space="preserve">novikova@list.ru</w:t>
+            </w:r>
+          </w:p>
+          <w:p/>
+          <w:p>
+            <w:r>
+              <w:t xml:space="preserve">Генеральный директор ______________ </w:t>
+            </w:r>
+            <w:r>
+              <w:t xml:space="preserve">Н. О. Новикова</w:t>
+            </w:r>
+          </w:p>
+        </w:tc>
+        <w:tc>
+          <w:tcPr>
+            <w:tcW w:w="4680" w:type="dxa"/>
+          </w:tcPr>
+          <w:p>
+            <w:r>
               <w:rPr>
                 <w:b/>
               </w:rPr>
@@ -673,7 +834,7 @@
               <w:t xml:space="preserve">Юридический адрес: </w:t>
             </w:r>
             <w:r>
-              <w:t xml:space="preserve">101000, г. Москва, ш. Садовая, д. 82, кв. 19</w:t>
+              <w:t xml:space="preserve">614000, г. Пермь, ул. Тверская, д. 82, кв. 51</w:t>
             </w:r>
           </w:p>
           <w:p>
@@ -728,7 +889,7 @@
               <w:t xml:space="preserve">Тел.: </w:t>
             </w:r>
             <w:r>
-              <w:t xml:space="preserve">+7 (499) 122-10-67</w:t>
+              <w:t xml:space="preserve">+7 (846) 132-83-85</w:t>
             </w:r>
           </w:p>
           <w:p>

--- a/tests/corpus_v2/docs/cx_agency_0016.docx
+++ b/tests/corpus_v2/docs/cx_agency_0016.docx
@@ -457,238 +457,34 @@
         </w:tc>
       </w:tr>
     </w:tbl>
-    <w:p/>
-    <w:p>
-      <w:r>
-        <w:rPr>
-          <w:b/>
-        </w:rPr>
-        <w:t xml:space="preserve">3. МЕСТО И СРОКИ ИСПОЛНЕНИЯ</w:t>
-      </w:r>
-    </w:p>
-    <w:p>
-      <w:r>
-        <w:t xml:space="preserve">3.1. Место исполнения обязательств: </w:t>
-      </w:r>
-      <w:r>
-        <w:t xml:space="preserve">170100, г. Тверь, просп. Тверская, д. 48, кв. 106</w:t>
-      </w:r>
-      <w:r>
-        <w:t xml:space="preserve">.</w:t>
-      </w:r>
-    </w:p>
-    <w:p>
-      <w:r>
-        <w:t xml:space="preserve">3.2. Контактное лицо со стороны Принципал — </w:t>
-      </w:r>
-      <w:r>
-        <w:t xml:space="preserve">Павлова Андрея Ивановича</w:t>
-      </w:r>
-      <w:r>
-        <w:t xml:space="preserve">, тел. </w:t>
-      </w:r>
-      <w:r>
-        <w:t xml:space="preserve">+7 (846) 434-18-44</w:t>
-      </w:r>
-      <w:r>
-        <w:t xml:space="preserve">.</w:t>
-      </w:r>
-    </w:p>
-    <w:p>
-      <w:r>
-        <w:t xml:space="preserve">3.3. Срок исполнения обязательств — </w:t>
-      </w:r>
-      <w:r>
-        <w:t xml:space="preserve">в течение 5 (Пяти) банковских дней с момента выставления счета</w:t>
-      </w:r>
-      <w:r>
-        <w:t xml:space="preserve">.</w:t>
-      </w:r>
-    </w:p>
-    <w:p/>
-    <w:p>
-      <w:r>
-        <w:rPr>
-          <w:b/>
-        </w:rPr>
-        <w:t xml:space="preserve">4. ПРОЧИЕ УСЛОВИЯ</w:t>
-      </w:r>
-    </w:p>
-    <w:p>
-      <w:r>
-        <w:t xml:space="preserve">4.1. </w:t>
-      </w:r>
-      <w:r>
-        <w:t xml:space="preserve">Стороны несут ответственность за неисполнение или ненадлежащее исполнение обязательств в соответствии с законодательством Российской Федерации.</w:t>
-      </w:r>
-    </w:p>
-    <w:p>
-      <w:r>
-        <w:t xml:space="preserve">4.2. </w:t>
-      </w:r>
-      <w:r>
-        <w:t xml:space="preserve">Размер неустойки за нарушение сроков оплаты: </w:t>
-      </w:r>
-      <w:r>
-        <w:t xml:space="preserve">1/150 ключевой ставки ЦБ РФ от стоимости неоплаченных работ</w:t>
-      </w:r>
-      <w:r>
-        <w:t xml:space="preserve">. Предельный размер ответственности: </w:t>
-      </w:r>
-      <w:r>
-        <w:t xml:space="preserve">1/150 ключевой ставки ЦБ РФ от общей суммы счета</w:t>
-      </w:r>
-      <w:r>
-        <w:t xml:space="preserve">, но не более </w:t>
-      </w:r>
-      <w:r>
-        <w:t xml:space="preserve">20% от цены Договора</w:t>
-      </w:r>
-      <w:r>
-        <w:t xml:space="preserve">.</w:t>
-      </w:r>
-    </w:p>
-    <w:p>
-      <w:r>
-        <w:t xml:space="preserve">4.3. </w:t>
-      </w:r>
-      <w:r>
-        <w:t xml:space="preserve">Стороны освобождаются от ответственности при наступлении обстоятельств непреодолимой силы, если они прямо повлияли на исполнение обязательств.</w:t>
-      </w:r>
-    </w:p>
-    <w:p>
-      <w:r>
-        <w:t xml:space="preserve">4.4. </w:t>
-      </w:r>
-      <w:r>
-        <w:t xml:space="preserve">Сторона, для которой создалась невозможность исполнения, обязана уведомить другую Сторону. Срок уведомления — </w:t>
-      </w:r>
-      <w:r>
-        <w:t xml:space="preserve">не позднее 20.10.2025</w:t>
-      </w:r>
-      <w:r>
-        <w:t xml:space="preserve">.</w:t>
-      </w:r>
-    </w:p>
-    <w:p>
-      <w:r>
-        <w:t xml:space="preserve">4.5. </w:t>
-      </w:r>
-      <w:r>
-        <w:t xml:space="preserve">Все споры и разногласия решаются путём переговоров. Претензионный порядок обязателен, срок ответа на претензию — </w:t>
-      </w:r>
-      <w:r>
-        <w:t xml:space="preserve">в течение 36 (Тридцати шести) месяцев с момента подписания акта</w:t>
-      </w:r>
-      <w:r>
-        <w:t xml:space="preserve">.</w:t>
-      </w:r>
-    </w:p>
-    <w:p/>
-    <w:p/>
-    <w:p/>
-    <w:p>
-      <w:r>
-        <w:rPr>
-          <w:b/>
-        </w:rPr>
-        <w:t xml:space="preserve">9. КОНТРОЛЬНЫЕ ВЕЛИЧИНЫ</w:t>
-      </w:r>
-    </w:p>
-    <w:p>
-      <w:r>
-        <w:t xml:space="preserve">9.1. Контрольная запись: </w:t>
-      </w:r>
-      <w:r>
-        <w:rPr>
-          <w:b/>
-        </w:rPr>
-        <w:t xml:space="preserve">4/1</w:t>
-      </w:r>
-      <w:r>
-        <w:t xml:space="preserve">6</w:t>
-      </w:r>
-      <w:r>
-        <w:t xml:space="preserve">.</w:t>
-      </w:r>
-    </w:p>
-    <w:p>
-      <w:r>
-        <w:t xml:space="preserve">9.2. Контрольная запись: </w:t>
-      </w:r>
-      <w:r>
-        <w:rPr>
-          <w:b/>
-        </w:rPr>
-        <w:t xml:space="preserve">68 3</w:t>
-      </w:r>
-      <w:r>
-        <w:t xml:space="preserve">00 000 руб. 00 копеек</w:t>
-      </w:r>
-      <w:r>
-        <w:t xml:space="preserve">.</w:t>
-      </w:r>
-    </w:p>
-    <w:p>
-      <w:r>
-        <w:t xml:space="preserve">9.3. Контрольная запись: </w:t>
-      </w:r>
-      <w:r>
-        <w:rPr>
-          <w:b/>
-        </w:rPr>
-        <w:t xml:space="preserve">1/1</w:t>
-      </w:r>
-      <w:r>
-        <w:t xml:space="preserve">30 ключевой ставки ЦБ РФ от цены Договора</w:t>
-      </w:r>
-      <w:r>
-        <w:t xml:space="preserve">.</w:t>
-      </w:r>
-    </w:p>
-    <w:p>
-      <w:r>
-        <w:t xml:space="preserve">9.4. Контрольная запись: </w:t>
-      </w:r>
-      <w:r>
-        <w:t xml:space="preserve">в течение ІЧ дней с момента поступления денежных средств на расчетный счет</w:t>
-      </w:r>
-      <w:r>
-        <w:t xml:space="preserve">.</w:t>
-      </w:r>
-    </w:p>
-    <w:p/>
-    <w:p/>
-    <w:p>
-      <w:r>
-        <w:rPr>
-          <w:b/>
-        </w:rPr>
-        <w:t xml:space="preserve">11. УСЛОВИЯ, ОФОРМЛЕННЫЕ СРЕДСТВАМИ РЕДАКТОРА</w:t>
-      </w:r>
-    </w:p>
-    <w:p>
-      <w:r>
-        <w:t xml:space="preserve">11.1. Ставка (поле Word): </w:t>
-      </w:r>
-      <w:fldSimple w:instr=" DOCPROPERTY &quot;Value&quot; \* MERGEFORMAT ">
-        <w:r>
-          <w:t xml:space="preserve">1/130 ключевой ставки ЦБ РФ от цены Договора</w:t>
-        </w:r>
-      </w:fldSimple>
-      <w:r>
-        <w:t xml:space="preserve">.</w:t>
-      </w:r>
-    </w:p>
-    <w:p>
-      <w:r>
-        <w:rPr>
-          <w:b/>
-        </w:rPr>
-        <w:t xml:space="preserve">РЕКВИЗИТЫ И ПОДПИСИ СТОРОН</w:t>
-      </w:r>
-    </w:p>
-    <w:p/>
+    <w:p>
+      <w:r>
+        <w:t xml:space="preserve">2.8. </w:t>
+      </w:r>
+      <w:r>
+        <w:t xml:space="preserve">Платёж по налогу перечисляется на код бюджетной классификации </w:t>
+      </w:r>
+      <w:r>
+        <w:t xml:space="preserve">182 101 010 110 110 001 10</w:t>
+      </w:r>
+      <w:r>
+        <w:t xml:space="preserve">, получатель — территориальный орган Федерального казначейства.</w:t>
+      </w:r>
+    </w:p>
+    <w:p>
+      <w:r>
+        <w:t xml:space="preserve">2.9. </w:t>
+      </w:r>
+      <w:r>
+        <w:t xml:space="preserve">Полномочия подтверждаются свидетельством о рождении, выдано </w:t>
+      </w:r>
+      <w:r>
+        <w:t xml:space="preserve">05.09.2012</w:t>
+      </w:r>
+      <w:r>
+        <w:t xml:space="preserve"> отделом ЗАГС.</w:t>
+      </w:r>
+    </w:p>
     <w:tbl>
       <w:tblPr>
         <w:tblW w:w="9360" w:type="dxa"/>
@@ -712,103 +508,7 @@
           </w:tcPr>
           <w:p>
             <w:r>
-              <w:rPr>
-                <w:b/>
-              </w:rPr>
-              <w:t xml:space="preserve">Агент:</w:t>
-            </w:r>
-          </w:p>
-          <w:p>
-            <w:r>
-              <w:t xml:space="preserve">ООО «Восход»</w:t>
-            </w:r>
-          </w:p>
-          <w:p>
-            <w:r>
-              <w:t xml:space="preserve">Юридический адрес: </w:t>
-            </w:r>
-            <w:r>
-              <w:t xml:space="preserve">101000, г. Москва, бул. Космонавтов, д. 90, кв. 155</w:t>
-            </w:r>
-          </w:p>
-          <w:p>
-            <w:r>
-              <w:t xml:space="preserve">Почтовый адрес: </w:t>
-            </w:r>
-            <w:r>
-              <w:t xml:space="preserve">630099, г. Новосибирск, просп. Садовая, д. 11, кв. 68</w:t>
-            </w:r>
-          </w:p>
-          <w:p>
-            <w:r>
-              <w:t xml:space="preserve">ИНН </w:t>
-            </w:r>
-            <w:r>
-              <w:t xml:space="preserve">4790916768</w:t>
-            </w:r>
-            <w:r>
-              <w:t xml:space="preserve"> КПП </w:t>
-            </w:r>
-            <w:r>
-              <w:t xml:space="preserve">919343644</w:t>
-            </w:r>
-          </w:p>
-          <w:p>
-            <w:r>
-              <w:t xml:space="preserve">ОГРН </w:t>
-            </w:r>
-            <w:r>
-              <w:t xml:space="preserve">1334039691149</w:t>
-            </w:r>
-          </w:p>
-          <w:p>
-            <w:r>
-              <w:t xml:space="preserve">р/с </w:t>
-            </w:r>
-            <w:r>
-              <w:t xml:space="preserve">40702810264978945936</w:t>
-            </w:r>
-            <w:r>
-              <w:t xml:space="preserve"> в ПАО «Банк «Санкт-Петербург»</w:t>
-            </w:r>
-          </w:p>
-          <w:p>
-            <w:r>
-              <w:t xml:space="preserve">к/с </w:t>
-            </w:r>
-            <w:r>
-              <w:t xml:space="preserve">30101810900000000790</w:t>
-            </w:r>
-            <w:r>
-              <w:t xml:space="preserve"> БИК </w:t>
-            </w:r>
-            <w:r>
-              <w:t xml:space="preserve">044030790</w:t>
-            </w:r>
-          </w:p>
-          <w:p>
-            <w:r>
-              <w:t xml:space="preserve">Тел.: </w:t>
-            </w:r>
-            <w:r>
-              <w:t xml:space="preserve">+7 (499) 446-93-96</w:t>
-            </w:r>
-          </w:p>
-          <w:p>
-            <w:r>
-              <w:t xml:space="preserve">E-mail: </w:t>
-            </w:r>
-            <w:r>
-              <w:t xml:space="preserve">novikova@list.ru</w:t>
-            </w:r>
-          </w:p>
-          <w:p/>
-          <w:p>
-            <w:r>
-              <w:t xml:space="preserve">Генеральный директор ______________ </w:t>
-            </w:r>
-            <w:r>
-              <w:t xml:space="preserve">Н. О. Новикова</w:t>
+              <w:t xml:space="preserve">7</w:t>
             </w:r>
           </w:p>
         </w:tc>
@@ -818,6 +518,393 @@
           </w:tcPr>
           <w:p>
             <w:r>
+              <w:t xml:space="preserve">РУБ.</w:t>
+            </w:r>
+          </w:p>
+        </w:tc>
+      </w:tr>
+    </w:tbl>
+    <w:p>
+      <w:r>
+        <w:t xml:space="preserve">2.10. </w:t>
+      </w:r>
+      <w:r>
+        <w:t xml:space="preserve">Поставке подлежит насос модели </w:t>
+      </w:r>
+      <w:r>
+        <w:t xml:space="preserve">ЭЦВ-6-10-80h</w:t>
+      </w:r>
+      <w:r>
+        <w:t xml:space="preserve"> и кабель марки </w:t>
+      </w:r>
+      <w:r>
+        <w:t xml:space="preserve">ВВГнг(А)-LSt</w:t>
+      </w:r>
+      <w:r>
+        <w:t xml:space="preserve">.</w:t>
+      </w:r>
+    </w:p>
+    <w:p/>
+    <w:p>
+      <w:r>
+        <w:rPr>
+          <w:b/>
+        </w:rPr>
+        <w:t xml:space="preserve">3. МЕСТО И СРОКИ ИСПОЛНЕНИЯ</w:t>
+      </w:r>
+    </w:p>
+    <w:p>
+      <w:r>
+        <w:t xml:space="preserve">3.1. Место исполнения обязательств: </w:t>
+      </w:r>
+      <w:r>
+        <w:t xml:space="preserve">620014, г. Екатеринбург, ул. Садовая, д. 35, кв. 17</w:t>
+      </w:r>
+      <w:r>
+        <w:t xml:space="preserve">.</w:t>
+      </w:r>
+    </w:p>
+    <w:p>
+      <w:r>
+        <w:t xml:space="preserve">3.2. Контактное лицо со стороны Принципал — </w:t>
+      </w:r>
+      <w:r>
+        <w:t xml:space="preserve">Павлова Андрея Ивановича</w:t>
+      </w:r>
+      <w:r>
+        <w:t xml:space="preserve">, тел. </w:t>
+      </w:r>
+      <w:r>
+        <w:t xml:space="preserve">+7 (846) 712-84-40</w:t>
+      </w:r>
+      <w:r>
+        <w:t xml:space="preserve">.</w:t>
+      </w:r>
+    </w:p>
+    <w:p>
+      <w:r>
+        <w:t xml:space="preserve">3.3. Срок исполнения обязательств — </w:t>
+      </w:r>
+      <w:r>
+        <w:t xml:space="preserve">в течение 30 (Тридцати) банковских дней с момента выставления счета</w:t>
+      </w:r>
+      <w:r>
+        <w:t xml:space="preserve">.</w:t>
+      </w:r>
+    </w:p>
+    <w:p/>
+    <w:p>
+      <w:r>
+        <w:rPr>
+          <w:b/>
+        </w:rPr>
+        <w:t xml:space="preserve">4. ПРОЧИЕ УСЛОВИЯ</w:t>
+      </w:r>
+    </w:p>
+    <w:p>
+      <w:r>
+        <w:t xml:space="preserve">4.1. </w:t>
+      </w:r>
+      <w:r>
+        <w:t xml:space="preserve">Стороны несут ответственность за неисполнение или ненадлежащее исполнение обязательств в соответствии с законодательством Российской Федерации.</w:t>
+      </w:r>
+    </w:p>
+    <w:p>
+      <w:r>
+        <w:t xml:space="preserve">4.2. </w:t>
+      </w:r>
+      <w:r>
+        <w:t xml:space="preserve">Размер неустойки за нарушение сроков оплаты: </w:t>
+      </w:r>
+      <w:r>
+        <w:t xml:space="preserve">1/150 ключевой ставки ЦБ РФ от стоимости неоплаченных работ</w:t>
+      </w:r>
+      <w:r>
+        <w:t xml:space="preserve">. Предельный размер ответственности: </w:t>
+      </w:r>
+      <w:r>
+        <w:t xml:space="preserve">1/150 ключевой ставки ЦБ РФ от общей суммы счета</w:t>
+      </w:r>
+      <w:r>
+        <w:t xml:space="preserve">, но не более </w:t>
+      </w:r>
+      <w:r>
+        <w:t xml:space="preserve">21% от цены Договора</w:t>
+      </w:r>
+      <w:r>
+        <w:t xml:space="preserve">.</w:t>
+      </w:r>
+    </w:p>
+    <w:p>
+      <w:r>
+        <w:t xml:space="preserve">4.3. </w:t>
+      </w:r>
+      <w:r>
+        <w:t xml:space="preserve">Стороны освобождаются от ответственности при наступлении обстоятельств непреодолимой силы, если они прямо повлияли на исполнение обязательств.</w:t>
+      </w:r>
+    </w:p>
+    <w:p>
+      <w:r>
+        <w:t xml:space="preserve">4.4. </w:t>
+      </w:r>
+      <w:r>
+        <w:t xml:space="preserve">Сторона, для которой создалась невозможность исполнения, обязана уведомить другую Сторону. Срок уведомления — </w:t>
+      </w:r>
+      <w:r>
+        <w:t xml:space="preserve">не позднее 18.12.2025</w:t>
+      </w:r>
+      <w:r>
+        <w:t xml:space="preserve">.</w:t>
+      </w:r>
+    </w:p>
+    <w:p>
+      <w:r>
+        <w:t xml:space="preserve">4.5. </w:t>
+      </w:r>
+      <w:r>
+        <w:t xml:space="preserve">Все споры и разногласия решаются путём переговоров. Претензионный порядок обязателен, срок ответа на претензию — </w:t>
+      </w:r>
+      <w:r>
+        <w:t xml:space="preserve">в течение 36 (Тридцати шести) месяцев с момента подписания акта</w:t>
+      </w:r>
+      <w:r>
+        <w:t xml:space="preserve">.</w:t>
+      </w:r>
+    </w:p>
+    <w:p/>
+    <w:p/>
+    <w:p/>
+    <w:p>
+      <w:r>
+        <w:rPr>
+          <w:b/>
+        </w:rPr>
+        <w:t xml:space="preserve">9. КОНТРОЛЬНЫЕ ВЕЛИЧИНЫ</w:t>
+      </w:r>
+    </w:p>
+    <w:p>
+      <w:r>
+        <w:t xml:space="preserve">9.1. Контрольная запись: </w:t>
+      </w:r>
+      <w:r>
+        <w:rPr>
+          <w:b/>
+        </w:rPr>
+        <w:t xml:space="preserve">2/1</w:t>
+      </w:r>
+      <w:r>
+        <w:t xml:space="preserve">7</w:t>
+      </w:r>
+      <w:r>
+        <w:t xml:space="preserve">.</w:t>
+      </w:r>
+    </w:p>
+    <w:p>
+      <w:r>
+        <w:t xml:space="preserve">9.2. Контрольная запись: </w:t>
+      </w:r>
+      <w:r>
+        <w:rPr>
+          <w:b/>
+        </w:rPr>
+        <w:t xml:space="preserve">3 3</w:t>
+      </w:r>
+      <w:r>
+        <w:t xml:space="preserve">80 000 руб. 00 копеек</w:t>
+      </w:r>
+      <w:r>
+        <w:t xml:space="preserve">.</w:t>
+      </w:r>
+    </w:p>
+    <w:p>
+      <w:r>
+        <w:t xml:space="preserve">9.3. Контрольная запись: </w:t>
+      </w:r>
+      <w:r>
+        <w:rPr>
+          <w:b/>
+        </w:rPr>
+        <w:t xml:space="preserve">1/1</w:t>
+      </w:r>
+      <w:r>
+        <w:t xml:space="preserve">30 ключевой ставки ЦБ РФ от цены Договора</w:t>
+      </w:r>
+      <w:r>
+        <w:t xml:space="preserve">.</w:t>
+      </w:r>
+    </w:p>
+    <w:p>
+      <w:r>
+        <w:t xml:space="preserve">9.4. Контрольная запись: </w:t>
+      </w:r>
+      <w:r>
+        <w:t xml:space="preserve">в тeчение 30 дней с момента поступления денежных средств на расчетный счет</w:t>
+      </w:r>
+      <w:r>
+        <w:t xml:space="preserve">.</w:t>
+      </w:r>
+    </w:p>
+    <w:p/>
+    <w:p/>
+    <w:p>
+      <w:r>
+        <w:rPr>
+          <w:b/>
+        </w:rPr>
+        <w:t xml:space="preserve">11. УСЛОВИЯ, ОФОРМЛЕННЫЕ СРЕДСТВАМИ РЕДАКТОРА</w:t>
+      </w:r>
+    </w:p>
+    <w:p>
+      <w:r>
+        <w:t xml:space="preserve">11.1. Ставка (поле Word): </w:t>
+      </w:r>
+      <w:fldSimple w:instr=" DOCPROPERTY &quot;Value&quot; \* MERGEFORMAT ">
+        <w:r>
+          <w:t xml:space="preserve">1/130 ключевой ставки ЦБ РФ от цены Договора</w:t>
+        </w:r>
+      </w:fldSimple>
+      <w:r>
+        <w:t xml:space="preserve">.</w:t>
+      </w:r>
+    </w:p>
+    <w:p>
+      <w:r>
+        <w:rPr>
+          <w:b/>
+        </w:rPr>
+        <w:t xml:space="preserve">РЕКВИЗИТЫ И ПОДПИСИ СТОРОН</w:t>
+      </w:r>
+    </w:p>
+    <w:p/>
+    <w:tbl>
+      <w:tblPr>
+        <w:tblW w:w="9360" w:type="dxa"/>
+        <w:tblBorders>
+          <w:top w:val="single" w:sz="4" w:color="auto"/>
+          <w:left w:val="single" w:sz="4" w:color="auto"/>
+          <w:bottom w:val="single" w:sz="4" w:color="auto"/>
+          <w:right w:val="single" w:sz="4" w:color="auto"/>
+          <w:insideH w:val="single" w:sz="4" w:color="auto"/>
+          <w:insideV w:val="single" w:sz="4" w:color="auto"/>
+        </w:tblBorders>
+      </w:tblPr>
+      <w:tblGrid>
+        <w:gridCol w:w="4680"/>
+        <w:gridCol w:w="4680"/>
+      </w:tblGrid>
+      <w:tr>
+        <w:tc>
+          <w:tcPr>
+            <w:tcW w:w="4680" w:type="dxa"/>
+          </w:tcPr>
+          <w:p>
+            <w:r>
+              <w:rPr>
+                <w:b/>
+              </w:rPr>
+              <w:t xml:space="preserve">Агент:</w:t>
+            </w:r>
+          </w:p>
+          <w:p>
+            <w:r>
+              <w:t xml:space="preserve">ООО «Восход»</w:t>
+            </w:r>
+          </w:p>
+          <w:p>
+            <w:r>
+              <w:t xml:space="preserve">Юридический адрес: </w:t>
+            </w:r>
+            <w:r>
+              <w:t xml:space="preserve">630099, г. Новосибирск, ул. Кирова, д. 34, кв. 36</w:t>
+            </w:r>
+          </w:p>
+          <w:p>
+            <w:r>
+              <w:t xml:space="preserve">Почтовый адрес: </w:t>
+            </w:r>
+            <w:r>
+              <w:t xml:space="preserve">614000, г. Пермь, наб. Заречная, д. 84, кв. 142</w:t>
+            </w:r>
+          </w:p>
+          <w:p>
+            <w:r>
+              <w:t xml:space="preserve">ИНН </w:t>
+            </w:r>
+            <w:r>
+              <w:t xml:space="preserve">4790916768</w:t>
+            </w:r>
+            <w:r>
+              <w:t xml:space="preserve"> КПП </w:t>
+            </w:r>
+            <w:r>
+              <w:t xml:space="preserve">919343644</w:t>
+            </w:r>
+          </w:p>
+          <w:p>
+            <w:r>
+              <w:t xml:space="preserve">ОГРН </w:t>
+            </w:r>
+            <w:r>
+              <w:t xml:space="preserve">1334039691149</w:t>
+            </w:r>
+          </w:p>
+          <w:p>
+            <w:r>
+              <w:t xml:space="preserve">р/с </w:t>
+            </w:r>
+            <w:r>
+              <w:t xml:space="preserve">40702810264978945936</w:t>
+            </w:r>
+            <w:r>
+              <w:t xml:space="preserve"> в ПАО «Банк «Санкт-Петербург»</w:t>
+            </w:r>
+          </w:p>
+          <w:p>
+            <w:r>
+              <w:t xml:space="preserve">к/с </w:t>
+            </w:r>
+            <w:r>
+              <w:t xml:space="preserve">30101810900000000790</w:t>
+            </w:r>
+            <w:r>
+              <w:t xml:space="preserve"> БИК </w:t>
+            </w:r>
+            <w:r>
+              <w:t xml:space="preserve">044030790</w:t>
+            </w:r>
+          </w:p>
+          <w:p>
+            <w:r>
+              <w:t xml:space="preserve">Тел.: </w:t>
+            </w:r>
+            <w:r>
+              <w:t xml:space="preserve">+7 (495) 752-35-91</w:t>
+            </w:r>
+          </w:p>
+          <w:p>
+            <w:r>
+              <w:t xml:space="preserve">E-mail: </w:t>
+            </w:r>
+            <w:r>
+              <w:t xml:space="preserve">novikova@romashka.ru</w:t>
+            </w:r>
+          </w:p>
+          <w:p/>
+          <w:p>
+            <w:r>
+              <w:t xml:space="preserve">Генеральный директор ______________ </w:t>
+            </w:r>
+            <w:r>
+              <w:t xml:space="preserve">Н. О. Новикова</w:t>
+            </w:r>
+          </w:p>
+        </w:tc>
+        <w:tc>
+          <w:tcPr>
+            <w:tcW w:w="4680" w:type="dxa"/>
+          </w:tcPr>
+          <w:p>
+            <w:r>
               <w:rPr>
                 <w:b/>
               </w:rPr>
@@ -834,7 +921,15 @@
               <w:t xml:space="preserve">Юридический адрес: </w:t>
             </w:r>
             <w:r>
-              <w:t xml:space="preserve">614000, г. Пермь, ул. Тверская, д. 82, кв. 51</w:t>
+              <w:t xml:space="preserve">443010, г. Самара, проезд Профсоюзная, д. 60, кв. 152</w:t>
+            </w:r>
+          </w:p>
+          <w:p>
+            <w:r>
+              <w:t xml:space="preserve">Почтовый адрес: </w:t>
+            </w:r>
+            <w:r>
+              <w:t xml:space="preserve">443010, г. Самара, просп. Космонавтов, д. 72, кв. 109</w:t>
             </w:r>
           </w:p>
           <w:p>
@@ -889,7 +984,7 @@
               <w:t xml:space="preserve">Тел.: </w:t>
             </w:r>
             <w:r>
-              <w:t xml:space="preserve">+7 (846) 132-83-85</w:t>
+              <w:t xml:space="preserve">+7 (495) 697-10-46</w:t>
             </w:r>
           </w:p>
           <w:p>
@@ -897,7 +992,7 @@
               <w:t xml:space="preserve">E-mail: </w:t>
             </w:r>
             <w:r>
-              <w:t xml:space="preserve">pavlov@sibtrans.ru</w:t>
+              <w:t xml:space="preserve">pavlov@list.ru</w:t>
             </w:r>
           </w:p>
           <w:p/>

--- a/tests/corpus_v2/docs/cx_agency_0016.docx
+++ b/tests/corpus_v2/docs/cx_agency_0016.docx
@@ -134,6 +134,101 @@
         <w:t xml:space="preserve">Принципал обязан возместить Агенту расходы, понесённые при исполнении поручения.</w:t>
       </w:r>
     </w:p>
+    <w:p>
+      <w:r>
+        <w:t xml:space="preserve">1.5. </w:t>
+      </w:r>
+      <w:r>
+        <w:t xml:space="preserve">Товар отгружается по товарной накладной ТОРГ-12 № </w:t>
+      </w:r>
+      <w:r>
+        <w:t xml:space="preserve">040757460</w:t>
+      </w:r>
+      <w:r>
+        <w:t xml:space="preserve">. Каталожный номер изделия — </w:t>
+      </w:r>
+      <w:r>
+        <w:t xml:space="preserve">042769293</w:t>
+      </w:r>
+      <w:r>
+        <w:t xml:space="preserve">. Изделию присвоен заводской номер </w:t>
+      </w:r>
+      <w:r>
+        <w:t xml:space="preserve">049899200</w:t>
+      </w:r>
+      <w:r>
+        <w:t xml:space="preserve">.</w:t>
+      </w:r>
+    </w:p>
+    <w:p>
+      <w:r>
+        <w:t xml:space="preserve">1.6. </w:t>
+      </w:r>
+      <w:r>
+        <w:t xml:space="preserve">Расходы отражаются по коду цели </w:t>
+      </w:r>
+      <w:r>
+        <w:t xml:space="preserve">047364876</w:t>
+      </w:r>
+      <w:r>
+        <w:t xml:space="preserve">, предусмотренному приказом Минфина России № 157н. </w:t>
+      </w:r>
+      <w:r>
+        <w:t xml:space="preserve">БИК банка Стороны в настоящем разделе не приводится; номер заявки на открытие счёта — </w:t>
+      </w:r>
+      <w:r>
+        <w:t xml:space="preserve">044669439</w:t>
+      </w:r>
+      <w:r>
+        <w:t xml:space="preserve">.</w:t>
+      </w:r>
+    </w:p>
+    <w:p>
+      <w:r>
+        <w:t xml:space="preserve">1.7. </w:t>
+      </w:r>
+      <w:r>
+        <w:t xml:space="preserve">Расчёты за коммунальные услуги ведутся по лицевому счёту абонента </w:t>
+      </w:r>
+      <w:r>
+        <w:t xml:space="preserve">88699720554</w:t>
+      </w:r>
+      <w:r>
+        <w:t xml:space="preserve">. Спецификация зарегистрирована за номером </w:t>
+      </w:r>
+      <w:r>
+        <w:t xml:space="preserve">89841447303</w:t>
+      </w:r>
+      <w:r>
+        <w:t xml:space="preserve">. Заводской номер прибора учёта — </w:t>
+      </w:r>
+      <w:r>
+        <w:t xml:space="preserve">82094517053</w:t>
+      </w:r>
+      <w:r>
+        <w:t xml:space="preserve">.</w:t>
+      </w:r>
+    </w:p>
+    <w:p>
+      <w:r>
+        <w:t xml:space="preserve">1.8. </w:t>
+      </w:r>
+      <w:r>
+        <w:t xml:space="preserve">Регистрационная запись в реестре — </w:t>
+      </w:r>
+      <w:r>
+        <w:t xml:space="preserve">89233864528</w:t>
+      </w:r>
+      <w:r>
+        <w:t xml:space="preserve">, как предусмотрено пунктом 2 статьи 434 Гражданского кодекса Российской Федерации. Уведомление о регистрации имеет исходящий № </w:t>
+      </w:r>
+      <w:r>
+        <w:t xml:space="preserve">88368813083</w:t>
+      </w:r>
+      <w:r>
+        <w:t xml:space="preserve">.</w:t>
+      </w:r>
+    </w:p>
     <w:p/>
     <w:p>
       <w:r>
@@ -148,7 +243,7 @@
         <w:t xml:space="preserve">2.1. Общая цена Договора: </w:t>
       </w:r>
       <w:r>
-        <w:t xml:space="preserve">985 000,95 (Девятьсот восемьдесят пять тысяч) ₽</w:t>
+        <w:t xml:space="preserve">18 600 000,62 (Восемнадцать миллионов шестьсот тысяч) ₽</w:t>
       </w:r>
       <w:r>
         <w:t xml:space="preserve">, </w:t>
@@ -176,7 +271,7 @@
         <w:t xml:space="preserve">2.3. Срок оплаты — </w:t>
       </w:r>
       <w:r>
-        <w:t xml:space="preserve">в течение трех рабочих дней с даты подписания Сторонами акта сдачи-приемки оказанных услуг</w:t>
+        <w:t xml:space="preserve">в течение семи рабочих дней с даты подписания Сторонами акта сдачи-приемки оказанных услуг</w:t>
       </w:r>
       <w:r>
         <w:t xml:space="preserve">.</w:t>
@@ -196,7 +291,7 @@
         <w:t xml:space="preserve">, артикул </w:t>
       </w:r>
       <w:r>
-        <w:t xml:space="preserve">RM-3704-95</w:t>
+        <w:t xml:space="preserve">RM-8735-55</w:t>
       </w:r>
       <w:r>
         <w:t xml:space="preserve">, код </w:t>
@@ -256,43 +351,43 @@
         <w:t xml:space="preserve">. Товар отгружается с сопроводительным документом паспорт качества № </w:t>
       </w:r>
       <w:r>
-        <w:t xml:space="preserve">91 19 912869</w:t>
+        <w:t xml:space="preserve">83 21 956576</w:t>
       </w:r>
       <w:r>
         <w:t xml:space="preserve">. К партии приложен паспорт изделия № </w:t>
       </w:r>
       <w:r>
-        <w:t xml:space="preserve">42 15 918246</w:t>
+        <w:t xml:space="preserve">40 18 786604</w:t>
       </w:r>
       <w:r>
         <w:t xml:space="preserve">. Оборудование поставляется с паспортом транспортного средства № </w:t>
       </w:r>
       <w:r>
-        <w:t xml:space="preserve">63 01 291840</w:t>
+        <w:t xml:space="preserve">81 25 667610</w:t>
       </w:r>
       <w:r>
         <w:t xml:space="preserve">. Приёмка производится согласно техническому паспорту </w:t>
       </w:r>
       <w:r>
-        <w:t xml:space="preserve">17 01 614703</w:t>
+        <w:t xml:space="preserve">31 02 701608</w:t>
       </w:r>
       <w:r>
         <w:t xml:space="preserve">. СНИЛС не указан, номер заказа </w:t>
       </w:r>
       <w:r>
-        <w:t xml:space="preserve">319-299-599 68</w:t>
+        <w:t xml:space="preserve">847-762-095 75</w:t>
       </w:r>
       <w:r>
         <w:t xml:space="preserve">. Дата рождения не проставлена, документ выдан </w:t>
       </w:r>
       <w:r>
-        <w:t xml:space="preserve">23.12.2022</w:t>
+        <w:t xml:space="preserve">23.06.2022</w:t>
       </w:r>
       <w:r>
         <w:t xml:space="preserve">. Код подразделения, см. артикул </w:t>
       </w:r>
       <w:r>
-        <w:t xml:space="preserve">026-615</w:t>
+        <w:t xml:space="preserve">247-121</w:t>
       </w:r>
       <w:r>
         <w:t xml:space="preserve">. Цена — </w:t>
@@ -312,25 +407,25 @@
         <w:t xml:space="preserve">Товар маркирован штрихкодом </w:t>
       </w:r>
       <w:r>
-        <w:t xml:space="preserve">4609233864528</w:t>
+        <w:t xml:space="preserve">4605639638944</w:t>
       </w:r>
       <w:r>
         <w:t xml:space="preserve">. Код контрагента по ОКПО — </w:t>
       </w:r>
       <w:r>
-        <w:t xml:space="preserve">6425311722</w:t>
+        <w:t xml:space="preserve">5061805939</w:t>
       </w:r>
       <w:r>
         <w:t xml:space="preserve">. Оборудование учтено под инвентарным номером </w:t>
       </w:r>
       <w:r>
-        <w:t xml:space="preserve">044492913</w:t>
+        <w:t xml:space="preserve">042481321</w:t>
       </w:r>
       <w:r>
         <w:t xml:space="preserve">, складской позиции присвоен номер </w:t>
       </w:r>
       <w:r>
-        <w:t xml:space="preserve">513339336</w:t>
+        <w:t xml:space="preserve">224953063</w:t>
       </w:r>
       <w:r>
         <w:t xml:space="preserve">.</w:t>
@@ -344,19 +439,19 @@
         <w:t xml:space="preserve">Оплата по счёту-фактуре на КБК </w:t>
       </w:r>
       <w:r>
-        <w:t xml:space="preserve">18210101011011000176</w:t>
+        <w:t xml:space="preserve">18210101011011000135</w:t>
       </w:r>
       <w:r>
         <w:t xml:space="preserve">. ИНН не присвоен, регистрационный № </w:t>
       </w:r>
       <w:r>
-        <w:t xml:space="preserve">9676032760</w:t>
+        <w:t xml:space="preserve">2516183580</w:t>
       </w:r>
       <w:r>
         <w:t xml:space="preserve">. ИНН не присвоен, платёжный документ № </w:t>
       </w:r>
       <w:r>
-        <w:t xml:space="preserve">532678657411</w:t>
+        <w:t xml:space="preserve">606741103951</w:t>
       </w:r>
       <w:r>
         <w:t xml:space="preserve">. Заказчик действует в лице </w:t>
@@ -376,13 +471,13 @@
         <w:t xml:space="preserve">Массовая доля влаги в товаре — </w:t>
       </w:r>
       <w:r>
-        <w:t xml:space="preserve">не более 9 %</w:t>
+        <w:t xml:space="preserve">не более 15 %</w:t>
       </w:r>
       <w:r>
         <w:t xml:space="preserve">. Товар подлежит хранению </w:t>
       </w:r>
       <w:r>
-        <w:t xml:space="preserve">в течение 48 часов</w:t>
+        <w:t xml:space="preserve">в течение 12 часов</w:t>
       </w:r>
       <w:r>
         <w:t xml:space="preserve"> при температуре не выше +4 °C. Срок исковой давности по требованиям, вытекающим из Договора, составляет </w:t>
@@ -451,7 +546,7 @@
           </w:tcPr>
           <w:p>
             <w:r>
-              <w:t xml:space="preserve">8970160678</w:t>
+              <w:t xml:space="preserve">9539009456</w:t>
             </w:r>
           </w:p>
         </w:tc>
@@ -479,7 +574,7 @@
         <w:t xml:space="preserve">Полномочия подтверждаются свидетельством о рождении, выдано </w:t>
       </w:r>
       <w:r>
-        <w:t xml:space="preserve">05.09.2012</w:t>
+        <w:t xml:space="preserve">02.08.2010</w:t>
       </w:r>
       <w:r>
         <w:t xml:space="preserve"> отделом ЗАГС.</w:t>
@@ -558,7 +653,7 @@
         <w:t xml:space="preserve">3.1. Место исполнения обязательств: </w:t>
       </w:r>
       <w:r>
-        <w:t xml:space="preserve">620014, г. Екатеринбург, ул. Садовая, д. 35, кв. 17</w:t>
+        <w:t xml:space="preserve">141400, г. Химки, бул. Советская, д. 46, кв. 10</w:t>
       </w:r>
       <w:r>
         <w:t xml:space="preserve">.</w:t>
@@ -575,7 +670,7 @@
         <w:t xml:space="preserve">, тел. </w:t>
       </w:r>
       <w:r>
-        <w:t xml:space="preserve">+7 (846) 712-84-40</w:t>
+        <w:t xml:space="preserve">+7 (843) 621-22-82</w:t>
       </w:r>
       <w:r>
         <w:t xml:space="preserve">.</w:t>
@@ -586,7 +681,111 @@
         <w:t xml:space="preserve">3.3. Срок исполнения обязательств — </w:t>
       </w:r>
       <w:r>
-        <w:t xml:space="preserve">в течение 30 (Тридцати) банковских дней с момента выставления счета</w:t>
+        <w:t xml:space="preserve">в течение 20 (Двадцати) банковских дней с момента выставления счета</w:t>
+      </w:r>
+      <w:r>
+        <w:t xml:space="preserve">.</w:t>
+      </w:r>
+    </w:p>
+    <w:p>
+      <w:r>
+        <w:t xml:space="preserve">3.4. </w:t>
+      </w:r>
+      <w:r>
+        <w:t xml:space="preserve">Оплата производится за счёт бюджетных средств, КБК </w:t>
+      </w:r>
+      <w:r>
+        <w:t xml:space="preserve">18295260749552209523</w:t>
+      </w:r>
+      <w:r>
+        <w:t xml:space="preserve">. Прибор учёта (счётчик) № </w:t>
+      </w:r>
+      <w:r>
+        <w:t xml:space="preserve">39308750646244621449</w:t>
+      </w:r>
+      <w:r>
+        <w:t xml:space="preserve">.</w:t>
+      </w:r>
+    </w:p>
+    <w:p>
+      <w:r>
+        <w:t xml:space="preserve">3.5. </w:t>
+      </w:r>
+      <w:r>
+        <w:t xml:space="preserve">В счёте на оплату указывается УИН </w:t>
+      </w:r>
+      <w:r>
+        <w:t xml:space="preserve">18209284715620106964</w:t>
+      </w:r>
+      <w:r>
+        <w:t xml:space="preserve">. Счёт-проформа зарегистрирован за номером </w:t>
+      </w:r>
+      <w:r>
+        <w:t xml:space="preserve">77560762384946251139</w:t>
+      </w:r>
+      <w:r>
+        <w:t xml:space="preserve">. В силу статьи 855 Гражданского кодекса Российской Федерации списание со счёта ведётся по коду вида дохода </w:t>
+      </w:r>
+      <w:r>
+        <w:t xml:space="preserve">18210099677248015433</w:t>
+      </w:r>
+      <w:r>
+        <w:t xml:space="preserve">.</w:t>
+      </w:r>
+    </w:p>
+    <w:p>
+      <w:r>
+        <w:t xml:space="preserve">3.6. </w:t>
+      </w:r>
+      <w:r>
+        <w:t xml:space="preserve">ИНН у иностранного контрагента отсутствует, номер в торговом реестре — </w:t>
+      </w:r>
+      <w:r>
+        <w:t xml:space="preserve">2376326538</w:t>
+      </w:r>
+      <w:r>
+        <w:t xml:space="preserve">. ИНН см. в приложении; спецификация № </w:t>
+      </w:r>
+      <w:r>
+        <w:t xml:space="preserve">1403411436</w:t>
+      </w:r>
+      <w:r>
+        <w:t xml:space="preserve">. Постановка на учёт производится по статье 84 Налогового кодекса Российской Федерации, решение № </w:t>
+      </w:r>
+      <w:r>
+        <w:t xml:space="preserve">8871722726</w:t>
+      </w:r>
+      <w:r>
+        <w:t xml:space="preserve">.</w:t>
+      </w:r>
+    </w:p>
+    <w:p>
+      <w:r>
+        <w:t xml:space="preserve">3.7. </w:t>
+      </w:r>
+      <w:r>
+        <w:t xml:space="preserve">Регистрационный номер партии товара — </w:t>
+      </w:r>
+      <w:r>
+        <w:t xml:space="preserve">9620186825</w:t>
+      </w:r>
+      <w:r>
+        <w:t xml:space="preserve">. Доля посторонних включений — не более </w:t>
+      </w:r>
+      <w:r>
+        <w:t xml:space="preserve">2,7 %</w:t>
+      </w:r>
+      <w:r>
+        <w:t xml:space="preserve">. Прибор имеет погрешность не более </w:t>
+      </w:r>
+      <w:r>
+        <w:t xml:space="preserve">0,4 %</w:t>
+      </w:r>
+      <w:r>
+        <w:t xml:space="preserve">. Оборудованию присвоен заводской номер </w:t>
+      </w:r>
+      <w:r>
+        <w:t xml:space="preserve">9483830967</w:t>
       </w:r>
       <w:r>
         <w:t xml:space="preserve">.</w:t>
@@ -629,7 +828,7 @@
         <w:t xml:space="preserve">, но не более </w:t>
       </w:r>
       <w:r>
-        <w:t xml:space="preserve">21% от цены Договора</w:t>
+        <w:t xml:space="preserve">5% от цены Договора</w:t>
       </w:r>
       <w:r>
         <w:t xml:space="preserve">.</w:t>
@@ -651,7 +850,7 @@
         <w:t xml:space="preserve">Сторона, для которой создалась невозможность исполнения, обязана уведомить другую Сторону. Срок уведомления — </w:t>
       </w:r>
       <w:r>
-        <w:t xml:space="preserve">не позднее 18.12.2025</w:t>
+        <w:t xml:space="preserve">не позднее 27.01.2026</w:t>
       </w:r>
       <w:r>
         <w:t xml:space="preserve">.</w:t>
@@ -666,6 +865,124 @@
       </w:r>
       <w:r>
         <w:t xml:space="preserve">в течение 36 (Тридцати шести) месяцев с момента подписания акта</w:t>
+      </w:r>
+      <w:r>
+        <w:t xml:space="preserve">.</w:t>
+      </w:r>
+    </w:p>
+    <w:p>
+      <w:r>
+        <w:t xml:space="preserve">4.6. </w:t>
+      </w:r>
+      <w:r>
+        <w:t xml:space="preserve">ИНН физического лица не указан; номер лицевого счёта абонента — </w:t>
+      </w:r>
+      <w:r>
+        <w:t xml:space="preserve">599826701963</w:t>
+      </w:r>
+      <w:r>
+        <w:t xml:space="preserve">. ИНН указан в приложении; номенклатурный код позиции — </w:t>
+      </w:r>
+      <w:r>
+        <w:t xml:space="preserve">353793388209</w:t>
+      </w:r>
+      <w:r>
+        <w:t xml:space="preserve">. Обработка ИНН ведётся по статье 86 Налогового кодекса Российской Федерации, запрос № </w:t>
+      </w:r>
+      <w:r>
+        <w:t xml:space="preserve">325372014874</w:t>
+      </w:r>
+      <w:r>
+        <w:t xml:space="preserve">.</w:t>
+      </w:r>
+    </w:p>
+    <w:p>
+      <w:r>
+        <w:t xml:space="preserve">4.7. </w:t>
+      </w:r>
+      <w:r>
+        <w:t xml:space="preserve">Номер товарной накладной на партию — </w:t>
+      </w:r>
+      <w:r>
+        <w:t xml:space="preserve">479617129931</w:t>
+      </w:r>
+      <w:r>
+        <w:t xml:space="preserve">. Заводской номер контрольного модуля — </w:t>
+      </w:r>
+      <w:r>
+        <w:t xml:space="preserve">058344069405</w:t>
+      </w:r>
+      <w:r>
+        <w:t xml:space="preserve">. Проектный уклон кровли — </w:t>
+      </w:r>
+      <w:r>
+        <w:t xml:space="preserve">2 %</w:t>
+      </w:r>
+      <w:r>
+        <w:t xml:space="preserve">.</w:t>
+      </w:r>
+    </w:p>
+    <w:p>
+      <w:r>
+        <w:t xml:space="preserve">4.8. </w:t>
+      </w:r>
+      <w:r>
+        <w:t xml:space="preserve">Предельная доля иностранного участия по закону — </w:t>
+      </w:r>
+      <w:r>
+        <w:t xml:space="preserve">20 %</w:t>
+      </w:r>
+      <w:r>
+        <w:t xml:space="preserve"> согласно Федеральному закону об иностранных инвестициях. Приложением № 3 установлена доля брака не более </w:t>
+      </w:r>
+      <w:r>
+        <w:t xml:space="preserve">2,1 %</w:t>
+      </w:r>
+      <w:r>
+        <w:t xml:space="preserve">.</w:t>
+      </w:r>
+    </w:p>
+    <w:p>
+      <w:r>
+        <w:t xml:space="preserve">4.9. </w:t>
+      </w:r>
+      <w:r>
+        <w:t xml:space="preserve">Срок годности товара — </w:t>
+      </w:r>
+      <w:r>
+        <w:t xml:space="preserve">в течение 18 месяцев</w:t>
+      </w:r>
+      <w:r>
+        <w:t xml:space="preserve"> с даты выпуска. Смесь выдерживается </w:t>
+      </w:r>
+      <w:r>
+        <w:t xml:space="preserve">в течение 48 часов</w:t>
+      </w:r>
+      <w:r>
+        <w:t xml:space="preserve"> при температуре не ниже +5 °C.</w:t>
+      </w:r>
+    </w:p>
+    <w:p>
+      <w:r>
+        <w:t xml:space="preserve">4.10. </w:t>
+      </w:r>
+      <w:r>
+        <w:t xml:space="preserve">Требования по качеству работ заявляются </w:t>
+      </w:r>
+      <w:r>
+        <w:t xml:space="preserve">в течение одного года</w:t>
+      </w:r>
+      <w:r>
+        <w:t xml:space="preserve"> в силу статьи 725 Гражданского кодекса Российской Федерации. Поставщик работает на рынке </w:t>
+      </w:r>
+      <w:r>
+        <w:t xml:space="preserve">в течение 22 лет</w:t>
+      </w:r>
+      <w:r>
+        <w:t xml:space="preserve">. Отчётный период оканчивается </w:t>
+      </w:r>
+      <w:r>
+        <w:t xml:space="preserve">не позднее 17.10.2028</w:t>
       </w:r>
       <w:r>
         <w:t xml:space="preserve">.</w:t>
@@ -707,10 +1024,10 @@
         <w:rPr>
           <w:b/>
         </w:rPr>
-        <w:t xml:space="preserve">3 3</w:t>
-      </w:r>
-      <w:r>
-        <w:t xml:space="preserve">80 000 руб. 00 копеек</w:t>
+        <w:t xml:space="preserve">8 7</w:t>
+      </w:r>
+      <w:r>
+        <w:t xml:space="preserve">50 000 руб. 00 копеек</w:t>
       </w:r>
       <w:r>
         <w:t xml:space="preserve">.</w:t>
@@ -738,7 +1055,7 @@
         <w:t xml:space="preserve">9.4. Контрольная запись: </w:t>
       </w:r>
       <w:r>
-        <w:t xml:space="preserve">в тeчение 30 дней с момента поступления денежных средств на расчетный счет</w:t>
+        <w:t xml:space="preserve">в тeчение 45 дней с момента поступления денежных средств на расчетный счет</w:t>
       </w:r>
       <w:r>
         <w:t xml:space="preserve">.</w:t>
@@ -815,7 +1132,7 @@
               <w:t xml:space="preserve">Юридический адрес: </w:t>
             </w:r>
             <w:r>
-              <w:t xml:space="preserve">630099, г. Новосибирск, ул. Кирова, д. 34, кв. 36</w:t>
+              <w:t xml:space="preserve">141300, г. Сергиев Посад, проезд Пушкина, д. 32, кв. 17</w:t>
             </w:r>
           </w:p>
           <w:p>
@@ -823,7 +1140,7 @@
               <w:t xml:space="preserve">Почтовый адрес: </w:t>
             </w:r>
             <w:r>
-              <w:t xml:space="preserve">614000, г. Пермь, наб. Заречная, д. 84, кв. 142</w:t>
+              <w:t xml:space="preserve">141400, г. Химки, пер. Октябрьская, д. 40, кв. 75</w:t>
             </w:r>
           </w:p>
           <w:p>
@@ -878,7 +1195,7 @@
               <w:t xml:space="preserve">Тел.: </w:t>
             </w:r>
             <w:r>
-              <w:t xml:space="preserve">+7 (495) 752-35-91</w:t>
+              <w:t xml:space="preserve">+7 (499) 269-16-57</w:t>
             </w:r>
           </w:p>
           <w:p>
@@ -886,7 +1203,7 @@
               <w:t xml:space="preserve">E-mail: </w:t>
             </w:r>
             <w:r>
-              <w:t xml:space="preserve">novikova@romashka.ru</w:t>
+              <w:t xml:space="preserve">novikova@yandex.ru</w:t>
             </w:r>
           </w:p>
           <w:p/>
@@ -921,15 +1238,7 @@
               <w:t xml:space="preserve">Юридический адрес: </w:t>
             </w:r>
             <w:r>
-              <w:t xml:space="preserve">443010, г. Самара, проезд Профсоюзная, д. 60, кв. 152</w:t>
-            </w:r>
-          </w:p>
-          <w:p>
-            <w:r>
-              <w:t xml:space="preserve">Почтовый адрес: </w:t>
-            </w:r>
-            <w:r>
-              <w:t xml:space="preserve">443010, г. Самара, просп. Космонавтов, д. 72, кв. 109</w:t>
+              <w:t xml:space="preserve">190000, г. Санкт-Петербург, просп. Лесная, д. 63, кв. 169</w:t>
             </w:r>
           </w:p>
           <w:p>
@@ -984,7 +1293,7 @@
               <w:t xml:space="preserve">Тел.: </w:t>
             </w:r>
             <w:r>
-              <w:t xml:space="preserve">+7 (495) 697-10-46</w:t>
+              <w:t xml:space="preserve">+7 (383) 481-80-20</w:t>
             </w:r>
           </w:p>
           <w:p>
@@ -992,7 +1301,7 @@
               <w:t xml:space="preserve">E-mail: </w:t>
             </w:r>
             <w:r>
-              <w:t xml:space="preserve">pavlov@list.ru</w:t>
+              <w:t xml:space="preserve">pavlov@inbox.ru</w:t>
             </w:r>
           </w:p>
           <w:p/>

--- a/tests/corpus_v2/docs/cx_agency_0016.docx
+++ b/tests/corpus_v2/docs/cx_agency_0016.docx
@@ -1084,6 +1084,37 @@
         <w:t xml:space="preserve">.</w:t>
       </w:r>
     </w:p>
+    <w:p>
+      <w:r>
+        <w:rPr>
+          <w:b/>
+        </w:rPr>
+        <w:t xml:space="preserve">6. ОСОБЫЕ УСЛОВИЯ ОТДЕЛЬНЫХ ВИДОВ ДАННЫХ</w:t>
+      </w:r>
+    </w:p>
+    <w:p>
+      <w:r>
+        <w:t xml:space="preserve">6.1. Полномочия представителя подтверждены доверенностью, реестровый номер </w:t>
+      </w:r>
+      <w:r>
+        <w:t xml:space="preserve">77/714-н/77-2024-1-502</w:t>
+      </w:r>
+      <w:r>
+        <w:t xml:space="preserve">.</w:t>
+      </w:r>
+    </w:p>
+    <w:p>
+      <w:r>
+        <w:t xml:space="preserve">6.2. Для сопоставления в учёте указывается: </w:t>
+      </w:r>
+      <w:r>
+        <w:t xml:space="preserve">срок действия 12/2024-06/2025</w:t>
+      </w:r>
+      <w:r>
+        <w:t xml:space="preserve">.</w:t>
+      </w:r>
+    </w:p>
+    <w:p/>
     <w:p>
       <w:r>
         <w:rPr>

--- a/tests/corpus_v2/docs/cx_agency_0016.docx
+++ b/tests/corpus_v2/docs/cx_agency_0016.docx
@@ -1094,21 +1094,87 @@
     </w:p>
     <w:p>
       <w:r>
-        <w:t xml:space="preserve">6.1. Полномочия представителя подтверждены доверенностью, реестровый номер </w:t>
-      </w:r>
-      <w:r>
-        <w:t xml:space="preserve">77/714-н/77-2024-1-502</w:t>
-      </w:r>
-      <w:r>
-        <w:t xml:space="preserve">.</w:t>
-      </w:r>
-    </w:p>
-    <w:p>
-      <w:r>
-        <w:t xml:space="preserve">6.2. Для сопоставления в учёте указывается: </w:t>
-      </w:r>
-      <w:r>
-        <w:t xml:space="preserve">срок действия 12/2024-06/2025</w:t>
+        <w:t xml:space="preserve">6.1. Работы выполняются на основании ранее заключённого Договора № </w:t>
+      </w:r>
+      <w:r>
+        <w:t xml:space="preserve">118/2024-А</w:t>
+      </w:r>
+      <w:r>
+        <w:t xml:space="preserve"> между теми же сторонами.</w:t>
+      </w:r>
+    </w:p>
+    <w:p>
+      <w:r>
+        <w:t xml:space="preserve">6.2. Первичные документы: </w:t>
+      </w:r>
+      <w:r>
+        <w:t xml:space="preserve">счёт-фактура выставлена без ссылки на номер</w:t>
+      </w:r>
+      <w:r>
+        <w:t xml:space="preserve">.</w:t>
+      </w:r>
+    </w:p>
+    <w:p>
+      <w:r>
+        <w:t xml:space="preserve">6.3. Запись о лицензии внесена в реестр за регистрационным номером </w:t>
+      </w:r>
+      <w:r>
+        <w:t xml:space="preserve">509118266</w:t>
+      </w:r>
+      <w:r>
+        <w:t xml:space="preserve">.</w:t>
+      </w:r>
+    </w:p>
+    <w:p>
+      <w:r>
+        <w:t xml:space="preserve">6.4. Внутренний учёт ведётся отдельно: </w:t>
+      </w:r>
+      <w:r>
+        <w:t xml:space="preserve">номер заявки 987654321</w:t>
+      </w:r>
+      <w:r>
+        <w:t xml:space="preserve">.</w:t>
+      </w:r>
+    </w:p>
+    <w:p>
+      <w:r>
+        <w:t xml:space="preserve">6.5. Полномочия представителя подтверждены доверенностью, реестровый номер </w:t>
+      </w:r>
+      <w:r>
+        <w:t xml:space="preserve">23/5-н/23-2025-2-1104</w:t>
+      </w:r>
+      <w:r>
+        <w:t xml:space="preserve">.</w:t>
+      </w:r>
+    </w:p>
+    <w:p>
+      <w:r>
+        <w:t xml:space="preserve">6.6. Для сопоставления в учёте указывается: </w:t>
+      </w:r>
+      <w:r>
+        <w:t xml:space="preserve">ГОСТ Р 52044-2003</w:t>
+      </w:r>
+      <w:r>
+        <w:t xml:space="preserve">.</w:t>
+      </w:r>
+    </w:p>
+    <w:p>
+      <w:r>
+        <w:t xml:space="preserve">6.7. Решение принято большинством в </w:t>
+      </w:r>
+      <w:r>
+        <w:t xml:space="preserve">51 % акций</w:t>
+      </w:r>
+      <w:r>
+        <w:t xml:space="preserve"> от общего числа голосов членов совета директоров.</w:t>
+      </w:r>
+    </w:p>
+    <w:p>
+      <w:r>
+        <w:t xml:space="preserve">6.8. Кворум определяется уставом: </w:t>
+      </w:r>
+      <w:r>
+        <w:t xml:space="preserve">большинством голосов присутствующих участников</w:t>
       </w:r>
       <w:r>
         <w:t xml:space="preserve">.</w:t>

--- a/tests/corpus_v2/docs/cx_agency_0016.docx
+++ b/tests/corpus_v2/docs/cx_agency_0016.docx
@@ -1094,10 +1094,32 @@
     </w:p>
     <w:p>
       <w:r>
-        <w:t xml:space="preserve">6.1. Работы выполняются на основании ранее заключённого Договора № </w:t>
-      </w:r>
-      <w:r>
-        <w:t xml:space="preserve">118/2024-А</w:t>
+        <w:t xml:space="preserve">6.1. Стороны ранее заключили </w:t>
+      </w:r>
+      <w:r>
+        <w:t xml:space="preserve">договор подряда</w:t>
+      </w:r>
+      <w:r>
+        <w:t xml:space="preserve"> на сопоставимых условиях.</w:t>
+      </w:r>
+    </w:p>
+    <w:p>
+      <w:r>
+        <w:t xml:space="preserve">6.2. Прочие условия: </w:t>
+      </w:r>
+      <w:r>
+        <w:t xml:space="preserve">отношения сторон регулируются гражданским законодательством</w:t>
+      </w:r>
+      <w:r>
+        <w:t xml:space="preserve">.</w:t>
+      </w:r>
+    </w:p>
+    <w:p>
+      <w:r>
+        <w:t xml:space="preserve">6.3. Работы выполняются на основании ранее заключённого Договора № </w:t>
+      </w:r>
+      <w:r>
+        <w:t xml:space="preserve">2/17</w:t>
       </w:r>
       <w:r>
         <w:t xml:space="preserve"> между теми же сторонами.</w:t>
@@ -1105,29 +1127,73 @@
     </w:p>
     <w:p>
       <w:r>
-        <w:t xml:space="preserve">6.2. Первичные документы: </w:t>
-      </w:r>
-      <w:r>
-        <w:t xml:space="preserve">счёт-фактура выставлена без ссылки на номер</w:t>
-      </w:r>
-      <w:r>
-        <w:t xml:space="preserve">.</w:t>
-      </w:r>
-    </w:p>
-    <w:p>
-      <w:r>
-        <w:t xml:space="preserve">6.3. Запись о лицензии внесена в реестр за регистрационным номером </w:t>
-      </w:r>
-      <w:r>
-        <w:t xml:space="preserve">509118266</w:t>
-      </w:r>
-      <w:r>
-        <w:t xml:space="preserve">.</w:t>
-      </w:r>
-    </w:p>
-    <w:p>
-      <w:r>
-        <w:t xml:space="preserve">6.4. Внутренний учёт ведётся отдельно: </w:t>
+        <w:t xml:space="preserve">6.4. Первичные документы: </w:t>
+      </w:r>
+      <w:r>
+        <w:t xml:space="preserve">лицензия Л035-01298-77/00123456 Рособрнадзора</w:t>
+      </w:r>
+      <w:r>
+        <w:t xml:space="preserve">.</w:t>
+      </w:r>
+    </w:p>
+    <w:p>
+      <w:r>
+        <w:t xml:space="preserve">6.5. Паспорт гражданина Российской Федерации выдан </w:t>
+      </w:r>
+      <w:r>
+        <w:t xml:space="preserve">Отделением по вопросам миграции ОМВД России по Кировскому району</w:t>
+      </w:r>
+      <w:r>
+        <w:t xml:space="preserve">, паспорт предъявлен при подписании.</w:t>
+      </w:r>
+    </w:p>
+    <w:p>
+      <w:r>
+        <w:t xml:space="preserve">6.6. Сопутствующие сведения: </w:t>
+      </w:r>
+      <w:r>
+        <w:t xml:space="preserve">доверенность выдана сроком на три года без права передоверия</w:t>
+      </w:r>
+      <w:r>
+        <w:t xml:space="preserve">.</w:t>
+      </w:r>
+    </w:p>
+    <w:p>
+      <w:r>
+        <w:t xml:space="preserve">6.7. Запись о государственной регистрации внесена регистрирующим органом: </w:t>
+      </w:r>
+      <w:r>
+        <w:t xml:space="preserve">УФНС России по Республике Татарстан</w:t>
+      </w:r>
+      <w:r>
+        <w:t xml:space="preserve">.</w:t>
+      </w:r>
+    </w:p>
+    <w:p>
+      <w:r>
+        <w:t xml:space="preserve">6.8. Общие сведения о регистрации: </w:t>
+      </w:r>
+      <w:r>
+        <w:t xml:space="preserve">отчётность представляется в налоговый орган по месту учёта</w:t>
+      </w:r>
+      <w:r>
+        <w:t xml:space="preserve">.</w:t>
+      </w:r>
+    </w:p>
+    <w:p>
+      <w:r>
+        <w:t xml:space="preserve">6.9. Запись о лицензии внесена в реестр за регистрационным номером </w:t>
+      </w:r>
+      <w:r>
+        <w:t xml:space="preserve">895217304</w:t>
+      </w:r>
+      <w:r>
+        <w:t xml:space="preserve">.</w:t>
+      </w:r>
+    </w:p>
+    <w:p>
+      <w:r>
+        <w:t xml:space="preserve">6.10. Внутренний учёт ведётся отдельно: </w:t>
       </w:r>
       <w:r>
         <w:t xml:space="preserve">номер заявки 987654321</w:t>
@@ -1138,32 +1204,32 @@
     </w:p>
     <w:p>
       <w:r>
-        <w:t xml:space="preserve">6.5. Полномочия представителя подтверждены доверенностью, реестровый номер </w:t>
-      </w:r>
-      <w:r>
-        <w:t xml:space="preserve">23/5-н/23-2025-2-1104</w:t>
-      </w:r>
-      <w:r>
-        <w:t xml:space="preserve">.</w:t>
-      </w:r>
-    </w:p>
-    <w:p>
-      <w:r>
-        <w:t xml:space="preserve">6.6. Для сопоставления в учёте указывается: </w:t>
-      </w:r>
-      <w:r>
-        <w:t xml:space="preserve">ГОСТ Р 52044-2003</w:t>
-      </w:r>
-      <w:r>
-        <w:t xml:space="preserve">.</w:t>
-      </w:r>
-    </w:p>
-    <w:p>
-      <w:r>
-        <w:t xml:space="preserve">6.7. Решение принято большинством в </w:t>
-      </w:r>
-      <w:r>
-        <w:t xml:space="preserve">51 % акций</w:t>
+        <w:t xml:space="preserve">6.11. Полномочия представителя подтверждены доверенностью, реестровый номер </w:t>
+      </w:r>
+      <w:r>
+        <w:t xml:space="preserve">77/714-н/77-2024-1-502</w:t>
+      </w:r>
+      <w:r>
+        <w:t xml:space="preserve">.</w:t>
+      </w:r>
+    </w:p>
+    <w:p>
+      <w:r>
+        <w:t xml:space="preserve">6.12. Для сопоставления в учёте указывается: </w:t>
+      </w:r>
+      <w:r>
+        <w:t xml:space="preserve">кадастровый номер 77:01:0004012:2211</w:t>
+      </w:r>
+      <w:r>
+        <w:t xml:space="preserve">.</w:t>
+      </w:r>
+    </w:p>
+    <w:p>
+      <w:r>
+        <w:t xml:space="preserve">6.13. Решение принято большинством в </w:t>
+      </w:r>
+      <w:r>
+        <w:t xml:space="preserve">40 % уставного капитала</w:t>
       </w:r>
       <w:r>
         <w:t xml:space="preserve"> от общего числа голосов членов совета директоров.</w:t>
@@ -1171,7 +1237,7 @@
     </w:p>
     <w:p>
       <w:r>
-        <w:t xml:space="preserve">6.8. Кворум определяется уставом: </w:t>
+        <w:t xml:space="preserve">6.14. Кворум определяется уставом: </w:t>
       </w:r>
       <w:r>
         <w:t xml:space="preserve">большинством голосов присутствующих участников</w:t>
